--- a/Manuels/Manuel_Epoching_module.docx
+++ b/Manuels/Manuel_Epoching_module.docx
@@ -10,7 +10,6 @@
           <w:lang w:val="en-US"/>
         </w:rPr>
       </w:pPr>
-      <w:proofErr w:type="spellStart"/>
       <w:r>
         <w:rPr>
           <w:rFonts w:ascii="Calibri" w:hAnsi="Calibri" w:cs="Calibri"/>
@@ -20,7 +19,6 @@
         </w:rPr>
         <w:t>EEGpal</w:t>
       </w:r>
-      <w:proofErr w:type="spellEnd"/>
       <w:r>
         <w:rPr>
           <w:rFonts w:ascii="Calibri" w:hAnsi="Calibri" w:cs="Calibri"/>
@@ -28,7 +26,6 @@
         </w:rPr>
         <w:t xml:space="preserve">: </w:t>
       </w:r>
-      <w:proofErr w:type="spellStart"/>
       <w:r>
         <w:rPr>
           <w:rFonts w:ascii="Calibri" w:hAnsi="Calibri" w:cs="Calibri"/>
@@ -38,7 +35,6 @@
         </w:rPr>
         <w:t>Epoching</w:t>
       </w:r>
-      <w:proofErr w:type="spellEnd"/>
       <w:r>
         <w:rPr>
           <w:rFonts w:ascii="Calibri" w:hAnsi="Calibri" w:cs="Calibri"/>
@@ -75,7 +71,7 @@
           <w:rFonts w:ascii="Calibri" w:hAnsi="Calibri" w:cs="Calibri"/>
           <w:lang w:val="en-US"/>
         </w:rPr>
-        <w:t>.0</w:t>
+        <w:t>.</w:t>
       </w:r>
       <w:r>
         <w:rPr>
@@ -89,6 +85,13 @@
           <w:rFonts w:ascii="Calibri" w:hAnsi="Calibri" w:cs="Calibri"/>
           <w:lang w:val="en-US"/>
         </w:rPr>
+        <w:t>3</w:t>
+      </w:r>
+      <w:r>
+        <w:rPr>
+          <w:rFonts w:ascii="Calibri" w:hAnsi="Calibri" w:cs="Calibri"/>
+          <w:lang w:val="en-US"/>
+        </w:rPr>
         <w:t xml:space="preserve">, </w:t>
       </w:r>
       <w:r>
@@ -96,7 +99,7 @@
           <w:rFonts w:ascii="Calibri" w:hAnsi="Calibri" w:cs="Calibri"/>
           <w:lang w:val="en-US"/>
         </w:rPr>
-        <w:t>20</w:t>
+        <w:t>21</w:t>
       </w:r>
       <w:r>
         <w:rPr>
@@ -110,7 +113,7 @@
           <w:rFonts w:ascii="Calibri" w:hAnsi="Calibri" w:cs="Calibri"/>
           <w:lang w:val="en-US"/>
         </w:rPr>
-        <w:t>11</w:t>
+        <w:t>04</w:t>
       </w:r>
       <w:r>
         <w:rPr>
@@ -124,7 +127,7 @@
           <w:rFonts w:ascii="Calibri" w:hAnsi="Calibri" w:cs="Calibri"/>
           <w:lang w:val="en-US"/>
         </w:rPr>
-        <w:t>5</w:t>
+        <w:t>6</w:t>
       </w:r>
     </w:p>
     <w:p>
@@ -180,39 +183,7 @@
           <w:lang w:val="en-US"/>
         </w:rPr>
         <w:br/>
-        <w:t>[</w:t>
-      </w:r>
-      <w:proofErr w:type="spellStart"/>
-      <w:r>
-        <w:rPr>
-          <w:rFonts w:ascii="Calibri" w:hAnsi="Calibri" w:cs="Calibri"/>
-          <w:lang w:val="en-US"/>
-        </w:rPr>
-        <w:t>tf</w:t>
-      </w:r>
-      <w:proofErr w:type="spellEnd"/>
-      <w:r>
-        <w:rPr>
-          <w:rFonts w:ascii="Calibri" w:hAnsi="Calibri" w:cs="Calibri"/>
-          <w:lang w:val="en-US"/>
-        </w:rPr>
-        <w:t xml:space="preserve">] = Time Frame (It corresponds to one sampling point the EEG files. This is the smallest unit of time. Its duration depends on the sampling frequency. For example, if the sampling frequency is 2048 Hz, then 1 TF=1/2048= 0.000488s = 0.488 </w:t>
-      </w:r>
-      <w:proofErr w:type="spellStart"/>
-      <w:r>
-        <w:rPr>
-          <w:rFonts w:ascii="Calibri" w:hAnsi="Calibri" w:cs="Calibri"/>
-          <w:lang w:val="en-US"/>
-        </w:rPr>
-        <w:t>ms.</w:t>
-      </w:r>
-      <w:proofErr w:type="spellEnd"/>
-      <w:r>
-        <w:rPr>
-          <w:rFonts w:ascii="Calibri" w:hAnsi="Calibri" w:cs="Calibri"/>
-          <w:lang w:val="en-US"/>
-        </w:rPr>
-        <w:t>)</w:t>
+        <w:t>[tf] = Time Frame (It corresponds to one sampling point the EEG files. This is the smallest unit of time. Its duration depends on the sampling frequency. For example, if the sampling frequency is 2048 Hz, then 1 TF=1/2048= 0.000488s = 0.488 ms.)</w:t>
       </w:r>
       <w:r>
         <w:rPr>
@@ -220,23 +191,7 @@
           <w:lang w:val="en-US"/>
         </w:rPr>
         <w:br/>
-        <w:t>[</w:t>
-      </w:r>
-      <w:proofErr w:type="spellStart"/>
-      <w:r>
-        <w:rPr>
-          <w:rFonts w:ascii="Calibri" w:hAnsi="Calibri" w:cs="Calibri"/>
-          <w:lang w:val="en-US"/>
-        </w:rPr>
-        <w:t>ms</w:t>
-      </w:r>
-      <w:proofErr w:type="spellEnd"/>
-      <w:r>
-        <w:rPr>
-          <w:rFonts w:ascii="Calibri" w:hAnsi="Calibri" w:cs="Calibri"/>
-          <w:lang w:val="en-US"/>
-        </w:rPr>
-        <w:t>] = duration in milliseconds</w:t>
+        <w:t>[ms] = duration in milliseconds</w:t>
       </w:r>
     </w:p>
     <w:p>
@@ -260,7 +215,6 @@
         </w:rPr>
         <w:t>'</w:t>
       </w:r>
-      <w:proofErr w:type="spellStart"/>
       <w:r>
         <w:rPr>
           <w:rFonts w:ascii="Calibri" w:hAnsi="Calibri" w:cs="Calibri"/>
@@ -268,7 +222,6 @@
         </w:rPr>
         <w:t>Epoching</w:t>
       </w:r>
-      <w:proofErr w:type="spellEnd"/>
       <w:r>
         <w:rPr>
           <w:rFonts w:ascii="Calibri" w:hAnsi="Calibri" w:cs="Calibri"/>
@@ -378,23 +331,7 @@
           <w:rFonts w:ascii="Calibri" w:hAnsi="Calibri" w:cs="Calibri"/>
           <w:lang w:val="en-US"/>
         </w:rPr>
-        <w:t xml:space="preserve">Finally, the module enables you to calculate the average of all clean epochs </w:t>
-      </w:r>
-      <w:proofErr w:type="gramStart"/>
-      <w:r>
-        <w:rPr>
-          <w:rFonts w:ascii="Calibri" w:hAnsi="Calibri" w:cs="Calibri"/>
-          <w:lang w:val="en-US"/>
-        </w:rPr>
-        <w:t>in order to</w:t>
-      </w:r>
-      <w:proofErr w:type="gramEnd"/>
-      <w:r>
-        <w:rPr>
-          <w:rFonts w:ascii="Calibri" w:hAnsi="Calibri" w:cs="Calibri"/>
-          <w:lang w:val="en-US"/>
-        </w:rPr>
-        <w:t xml:space="preserve"> create an event-related file (ERP), which is the most common type of EEG analysis. However, it also enables you to save all clean epochs (segments of your input signal) into a single file, which is typically employed for frequency analysis. </w:t>
+        <w:t xml:space="preserve">Finally, the module enables you to calculate the average of all clean epochs in order to create an event-related file (ERP), which is the most common type of EEG analysis. However, it also enables you to save all clean epochs (segments of your input signal) into a single file, which is typically employed for frequency analysis. </w:t>
       </w:r>
     </w:p>
     <w:p>
@@ -484,39 +421,7 @@
           <w:rFonts w:ascii="Calibri" w:hAnsi="Calibri" w:cs="Calibri"/>
           <w:lang w:val="en-US"/>
         </w:rPr>
-        <w:t xml:space="preserve">In </w:t>
-      </w:r>
-      <w:proofErr w:type="spellStart"/>
-      <w:r>
-        <w:rPr>
-          <w:rFonts w:ascii="Calibri" w:hAnsi="Calibri" w:cs="Calibri"/>
-          <w:lang w:val="en-US"/>
-        </w:rPr>
-        <w:t>EEGPal</w:t>
-      </w:r>
-      <w:proofErr w:type="spellEnd"/>
-      <w:r>
-        <w:rPr>
-          <w:rFonts w:ascii="Calibri" w:hAnsi="Calibri" w:cs="Calibri"/>
-          <w:lang w:val="en-US"/>
-        </w:rPr>
-        <w:t>, we distinguish between triggers (tags within the EEG file) and markers (tags recorded in a separate .</w:t>
-      </w:r>
-      <w:proofErr w:type="spellStart"/>
-      <w:r>
-        <w:rPr>
-          <w:rFonts w:ascii="Calibri" w:hAnsi="Calibri" w:cs="Calibri"/>
-          <w:lang w:val="en-US"/>
-        </w:rPr>
-        <w:t>mrk</w:t>
-      </w:r>
-      <w:proofErr w:type="spellEnd"/>
-      <w:r>
-        <w:rPr>
-          <w:rFonts w:ascii="Calibri" w:hAnsi="Calibri" w:cs="Calibri"/>
-          <w:lang w:val="en-US"/>
-        </w:rPr>
-        <w:t xml:space="preserve"> file). You can choose to work with either triggers (button </w:t>
+        <w:t xml:space="preserve">In EEGPal, we distinguish between triggers (tags within the EEG file) and markers (tags recorded in a separate .mrk file). You can choose to work with either triggers (button </w:t>
       </w:r>
       <w:r>
         <w:rPr>
@@ -534,28 +439,45 @@
         </w:rPr>
         <w:t xml:space="preserve">), markers (button </w:t>
       </w:r>
-      <w:proofErr w:type="gramStart"/>
-      <w:r>
-        <w:rPr>
-          <w:rFonts w:ascii="Calibri" w:hAnsi="Calibri" w:cs="Calibri"/>
-          <w:i/>
-          <w:iCs/>
-          <w:lang w:val="en-US"/>
-        </w:rPr>
-        <w:t>‘.</w:t>
-      </w:r>
-      <w:proofErr w:type="spellStart"/>
-      <w:r>
-        <w:rPr>
-          <w:rFonts w:ascii="Calibri" w:hAnsi="Calibri" w:cs="Calibri"/>
-          <w:i/>
-          <w:iCs/>
-          <w:lang w:val="en-US"/>
-        </w:rPr>
-        <w:t>mrk</w:t>
-      </w:r>
-      <w:proofErr w:type="spellEnd"/>
-      <w:proofErr w:type="gramEnd"/>
+      <w:r>
+        <w:rPr>
+          <w:rFonts w:ascii="Calibri" w:hAnsi="Calibri" w:cs="Calibri"/>
+          <w:i/>
+          <w:iCs/>
+          <w:lang w:val="en-US"/>
+        </w:rPr>
+        <w:t>‘.mrk’</w:t>
+      </w:r>
+      <w:r>
+        <w:rPr>
+          <w:rFonts w:ascii="Calibri" w:hAnsi="Calibri" w:cs="Calibri"/>
+          <w:lang w:val="en-US"/>
+        </w:rPr>
+        <w:t>), or both. EEGPal will list all of these tags</w:t>
+      </w:r>
+      <w:r>
+        <w:rPr>
+          <w:rFonts w:ascii="Calibri" w:hAnsi="Calibri" w:cs="Calibri"/>
+          <w:lang w:val="en-US"/>
+        </w:rPr>
+        <w:t xml:space="preserve"> in the section </w:t>
+      </w:r>
+      <w:r>
+        <w:rPr>
+          <w:rFonts w:ascii="Calibri" w:hAnsi="Calibri" w:cs="Calibri"/>
+          <w:lang w:val="en-US"/>
+        </w:rPr>
+        <w:t>‘</w:t>
+      </w:r>
+      <w:r>
+        <w:rPr>
+          <w:rFonts w:ascii="Calibri" w:hAnsi="Calibri" w:cs="Calibri"/>
+          <w:i/>
+          <w:iCs/>
+          <w:lang w:val="en-US"/>
+        </w:rPr>
+        <w:t>Events found in input files</w:t>
+      </w:r>
       <w:r>
         <w:rPr>
           <w:rFonts w:ascii="Calibri" w:hAnsi="Calibri" w:cs="Calibri"/>
@@ -565,88 +487,6 @@
         </w:rPr>
         <w:t>’</w:t>
       </w:r>
-      <w:r>
-        <w:rPr>
-          <w:rFonts w:ascii="Calibri" w:hAnsi="Calibri" w:cs="Calibri"/>
-          <w:lang w:val="en-US"/>
-        </w:rPr>
-        <w:t xml:space="preserve">), or both. </w:t>
-      </w:r>
-      <w:proofErr w:type="spellStart"/>
-      <w:r>
-        <w:rPr>
-          <w:rFonts w:ascii="Calibri" w:hAnsi="Calibri" w:cs="Calibri"/>
-          <w:lang w:val="en-US"/>
-        </w:rPr>
-        <w:t>EEGPal</w:t>
-      </w:r>
-      <w:proofErr w:type="spellEnd"/>
-      <w:r>
-        <w:rPr>
-          <w:rFonts w:ascii="Calibri" w:hAnsi="Calibri" w:cs="Calibri"/>
-          <w:lang w:val="en-US"/>
-        </w:rPr>
-        <w:t xml:space="preserve"> will list </w:t>
-      </w:r>
-      <w:proofErr w:type="gramStart"/>
-      <w:r>
-        <w:rPr>
-          <w:rFonts w:ascii="Calibri" w:hAnsi="Calibri" w:cs="Calibri"/>
-          <w:lang w:val="en-US"/>
-        </w:rPr>
-        <w:t>all of</w:t>
-      </w:r>
-      <w:proofErr w:type="gramEnd"/>
-      <w:r>
-        <w:rPr>
-          <w:rFonts w:ascii="Calibri" w:hAnsi="Calibri" w:cs="Calibri"/>
-          <w:lang w:val="en-US"/>
-        </w:rPr>
-        <w:t xml:space="preserve"> these tags</w:t>
-      </w:r>
-      <w:r>
-        <w:rPr>
-          <w:rFonts w:ascii="Calibri" w:hAnsi="Calibri" w:cs="Calibri"/>
-          <w:lang w:val="en-US"/>
-        </w:rPr>
-        <w:t xml:space="preserve"> in the section </w:t>
-      </w:r>
-      <w:r>
-        <w:rPr>
-          <w:rFonts w:ascii="Calibri" w:hAnsi="Calibri" w:cs="Calibri"/>
-          <w:lang w:val="en-US"/>
-        </w:rPr>
-        <w:t>‘</w:t>
-      </w:r>
-      <w:r>
-        <w:rPr>
-          <w:rFonts w:ascii="Calibri" w:hAnsi="Calibri" w:cs="Calibri"/>
-          <w:i/>
-          <w:iCs/>
-          <w:lang w:val="en-US"/>
-        </w:rPr>
-        <w:t xml:space="preserve">Events found in input </w:t>
-      </w:r>
-      <w:proofErr w:type="gramStart"/>
-      <w:r>
-        <w:rPr>
-          <w:rFonts w:ascii="Calibri" w:hAnsi="Calibri" w:cs="Calibri"/>
-          <w:i/>
-          <w:iCs/>
-          <w:lang w:val="en-US"/>
-        </w:rPr>
-        <w:t>files</w:t>
-      </w:r>
-      <w:r>
-        <w:rPr>
-          <w:rFonts w:ascii="Calibri" w:hAnsi="Calibri" w:cs="Calibri"/>
-          <w:i/>
-          <w:iCs/>
-          <w:lang w:val="en-US"/>
-        </w:rPr>
-        <w:t>’</w:t>
-      </w:r>
-      <w:proofErr w:type="gramEnd"/>
       <w:r>
         <w:rPr>
           <w:rFonts w:ascii="Calibri" w:hAnsi="Calibri" w:cs="Calibri"/>
@@ -672,55 +512,7 @@
           <w:rFonts w:ascii="Calibri" w:hAnsi="Calibri" w:cs="Calibri"/>
           <w:lang w:val="en-US"/>
         </w:rPr>
-        <w:t xml:space="preserve">If you wish, you have the option of adjusting the position of the event (e.g. to account for a systematic timing error between the events and the stimulation due to technical reasons such as display delays measured with a photodiode sensor). You can specify either a negative delay </w:t>
-      </w:r>
-      <w:proofErr w:type="gramStart"/>
-      <w:r>
-        <w:rPr>
-          <w:rFonts w:ascii="Calibri" w:hAnsi="Calibri" w:cs="Calibri"/>
-          <w:lang w:val="en-US"/>
-        </w:rPr>
-        <w:t>to move</w:t>
-      </w:r>
-      <w:proofErr w:type="gramEnd"/>
-      <w:r>
-        <w:rPr>
-          <w:rFonts w:ascii="Calibri" w:hAnsi="Calibri" w:cs="Calibri"/>
-          <w:lang w:val="en-US"/>
-        </w:rPr>
-        <w:t xml:space="preserve"> the event backwards or a positive delay </w:t>
-      </w:r>
-      <w:proofErr w:type="gramStart"/>
-      <w:r>
-        <w:rPr>
-          <w:rFonts w:ascii="Calibri" w:hAnsi="Calibri" w:cs="Calibri"/>
-          <w:lang w:val="en-US"/>
-        </w:rPr>
-        <w:t>to move</w:t>
-      </w:r>
-      <w:proofErr w:type="gramEnd"/>
-      <w:r>
-        <w:rPr>
-          <w:rFonts w:ascii="Calibri" w:hAnsi="Calibri" w:cs="Calibri"/>
-          <w:lang w:val="en-US"/>
-        </w:rPr>
-        <w:t xml:space="preserve"> it forwards. Enter the delay in either milliseconds or [</w:t>
-      </w:r>
-      <w:proofErr w:type="spellStart"/>
-      <w:r>
-        <w:rPr>
-          <w:rFonts w:ascii="Calibri" w:hAnsi="Calibri" w:cs="Calibri"/>
-          <w:lang w:val="en-US"/>
-        </w:rPr>
-        <w:t>tf</w:t>
-      </w:r>
-      <w:proofErr w:type="spellEnd"/>
-      <w:r>
-        <w:rPr>
-          <w:rFonts w:ascii="Calibri" w:hAnsi="Calibri" w:cs="Calibri"/>
-          <w:lang w:val="en-US"/>
-        </w:rPr>
-        <w:t>].</w:t>
+        <w:t>If you wish, you have the option of adjusting the position of the event (e.g. to account for a systematic timing error between the events and the stimulation due to technical reasons such as display delays measured with a photodiode sensor). You can specify either a negative delay to move the event backwards or a positive delay to move it forwards. Enter the delay in either milliseconds or [tf].</w:t>
       </w:r>
     </w:p>
     <w:p>
@@ -797,71 +589,7 @@
           <w:rFonts w:ascii="Calibri" w:hAnsi="Calibri" w:cs="Calibri"/>
           <w:lang w:val="en-US"/>
         </w:rPr>
-        <w:t xml:space="preserve">Specify the duration of the epoch. Note that this time is relative to the event. If you want to include a period before the event, enter a negative value for the onset. In this example, the epoch will last 100 </w:t>
-      </w:r>
-      <w:proofErr w:type="spellStart"/>
-      <w:r>
-        <w:rPr>
-          <w:rFonts w:ascii="Calibri" w:hAnsi="Calibri" w:cs="Calibri"/>
-          <w:lang w:val="en-US"/>
-        </w:rPr>
-        <w:t>ms</w:t>
-      </w:r>
-      <w:proofErr w:type="spellEnd"/>
-      <w:r>
-        <w:rPr>
-          <w:rFonts w:ascii="Calibri" w:hAnsi="Calibri" w:cs="Calibri"/>
-          <w:lang w:val="en-US"/>
-        </w:rPr>
-        <w:t xml:space="preserve"> before and 500 </w:t>
-      </w:r>
-      <w:proofErr w:type="spellStart"/>
-      <w:r>
-        <w:rPr>
-          <w:rFonts w:ascii="Calibri" w:hAnsi="Calibri" w:cs="Calibri"/>
-          <w:lang w:val="en-US"/>
-        </w:rPr>
-        <w:t>ms</w:t>
-      </w:r>
-      <w:proofErr w:type="spellEnd"/>
-      <w:r>
-        <w:rPr>
-          <w:rFonts w:ascii="Calibri" w:hAnsi="Calibri" w:cs="Calibri"/>
-          <w:lang w:val="en-US"/>
-        </w:rPr>
-        <w:t xml:space="preserve"> after the event. The onset and offset can be entered in either milliseconds [</w:t>
-      </w:r>
-      <w:proofErr w:type="spellStart"/>
-      <w:r>
-        <w:rPr>
-          <w:rFonts w:ascii="Calibri" w:hAnsi="Calibri" w:cs="Calibri"/>
-          <w:lang w:val="en-US"/>
-        </w:rPr>
-        <w:t>ms</w:t>
-      </w:r>
-      <w:proofErr w:type="spellEnd"/>
-      <w:r>
-        <w:rPr>
-          <w:rFonts w:ascii="Calibri" w:hAnsi="Calibri" w:cs="Calibri"/>
-          <w:lang w:val="en-US"/>
-        </w:rPr>
-        <w:t>] or time frame [</w:t>
-      </w:r>
-      <w:proofErr w:type="spellStart"/>
-      <w:r>
-        <w:rPr>
-          <w:rFonts w:ascii="Calibri" w:hAnsi="Calibri" w:cs="Calibri"/>
-          <w:lang w:val="en-US"/>
-        </w:rPr>
-        <w:t>tf</w:t>
-      </w:r>
-      <w:proofErr w:type="spellEnd"/>
-      <w:r>
-        <w:rPr>
-          <w:rFonts w:ascii="Calibri" w:hAnsi="Calibri" w:cs="Calibri"/>
-          <w:lang w:val="en-US"/>
-        </w:rPr>
-        <w:t xml:space="preserve">]. </w:t>
+        <w:t xml:space="preserve">Specify the duration of the epoch. Note that this time is relative to the event. If you want to include a period before the event, enter a negative value for the onset. In this example, the epoch will last 100 ms before and 500 ms after the event. The onset and offset can be entered in either milliseconds [ms] or time frame [tf]. </w:t>
       </w:r>
       <w:r>
         <w:rPr>
@@ -877,7 +605,6 @@
         </w:rPr>
         <w:t>‘</w:t>
       </w:r>
-      <w:proofErr w:type="spellStart"/>
       <w:r>
         <w:rPr>
           <w:rFonts w:ascii="Calibri" w:hAnsi="Calibri" w:cs="Calibri"/>
@@ -887,7 +614,6 @@
         </w:rPr>
         <w:t>EoF</w:t>
       </w:r>
-      <w:proofErr w:type="spellEnd"/>
       <w:r>
         <w:rPr>
           <w:rFonts w:ascii="Calibri" w:hAnsi="Calibri" w:cs="Calibri"/>
@@ -1093,7 +819,6 @@
         </w:rPr>
         <w:t>‘</w:t>
       </w:r>
-      <w:proofErr w:type="spellStart"/>
       <w:r>
         <w:rPr>
           <w:rFonts w:ascii="Calibri" w:hAnsi="Calibri" w:cs="Calibri"/>
@@ -1101,7 +826,6 @@
         </w:rPr>
         <w:t>EoF</w:t>
       </w:r>
-      <w:proofErr w:type="spellEnd"/>
       <w:r>
         <w:rPr>
           <w:rFonts w:ascii="Calibri" w:hAnsi="Calibri" w:cs="Calibri"/>
@@ -1403,23 +1127,7 @@
           <w:rFonts w:ascii="Calibri" w:hAnsi="Calibri" w:cs="Calibri"/>
           <w:lang w:val="en-US"/>
         </w:rPr>
-        <w:t xml:space="preserve"> the main </w:t>
-      </w:r>
-      <w:proofErr w:type="spellStart"/>
-      <w:r>
-        <w:rPr>
-          <w:rFonts w:ascii="Calibri" w:hAnsi="Calibri" w:cs="Calibri"/>
-          <w:lang w:val="en-US"/>
-        </w:rPr>
-        <w:t>EEGpal</w:t>
-      </w:r>
-      <w:proofErr w:type="spellEnd"/>
-      <w:r>
-        <w:rPr>
-          <w:rFonts w:ascii="Calibri" w:hAnsi="Calibri" w:cs="Calibri"/>
-          <w:lang w:val="en-US"/>
-        </w:rPr>
-        <w:t xml:space="preserve"> windows.   </w:t>
+        <w:t xml:space="preserve"> the main EEGpal windows.   </w:t>
       </w:r>
     </w:p>
     <w:p>
@@ -1470,17 +1178,7 @@
           <w:iCs/>
           <w:lang w:val="en-US"/>
         </w:rPr>
-        <w:t xml:space="preserve">One file per </w:t>
-      </w:r>
-      <w:proofErr w:type="gramStart"/>
-      <w:r>
-        <w:rPr>
-          <w:rFonts w:ascii="Calibri" w:hAnsi="Calibri" w:cs="Calibri"/>
-          <w:i/>
-          <w:iCs/>
-          <w:lang w:val="en-US"/>
-        </w:rPr>
-        <w:t>epoch</w:t>
+        <w:t>One file per epoch</w:t>
       </w:r>
       <w:r>
         <w:rPr>
@@ -1496,15 +1194,7 @@
           <w:rFonts w:ascii="Calibri" w:hAnsi="Calibri" w:cs="Calibri"/>
           <w:lang w:val="en-US"/>
         </w:rPr>
-        <w:t>:</w:t>
-      </w:r>
-      <w:proofErr w:type="gramEnd"/>
-      <w:r>
-        <w:rPr>
-          <w:rFonts w:ascii="Calibri" w:hAnsi="Calibri" w:cs="Calibri"/>
-          <w:lang w:val="en-US"/>
-        </w:rPr>
-        <w:t xml:space="preserve"> </w:t>
+        <w:t xml:space="preserve">: </w:t>
       </w:r>
       <w:r>
         <w:rPr>
@@ -1587,25 +1277,14 @@
           <w:lang w:val="en-US"/>
         </w:rPr>
       </w:pPr>
-      <w:proofErr w:type="spellStart"/>
-      <w:r>
-        <w:rPr>
-          <w:rFonts w:ascii="Calibri" w:hAnsi="Calibri" w:cs="Calibri"/>
-          <w:i/>
-          <w:iCs/>
-          <w:lang w:val="en-US"/>
-        </w:rPr>
-        <w:t>Concatenare</w:t>
-      </w:r>
-      <w:proofErr w:type="spellEnd"/>
-      <w:r>
-        <w:rPr>
-          <w:rFonts w:ascii="Calibri" w:hAnsi="Calibri" w:cs="Calibri"/>
-          <w:i/>
-          <w:iCs/>
-          <w:lang w:val="en-US"/>
-        </w:rPr>
-        <w:t xml:space="preserve"> according to subject</w:t>
+      <w:r>
+        <w:rPr>
+          <w:rFonts w:ascii="Calibri" w:hAnsi="Calibri" w:cs="Calibri"/>
+          <w:i/>
+          <w:iCs/>
+          <w:lang w:val="en-US"/>
+        </w:rPr>
+        <w:t>Concatenare according to subject</w:t>
       </w:r>
       <w:r>
         <w:rPr>
@@ -1769,23 +1448,7 @@
           <w:rFonts w:ascii="Calibri" w:hAnsi="Calibri" w:cs="Calibri"/>
           <w:lang w:val="en-US"/>
         </w:rPr>
-        <w:t>Define a maximum threshold amplitude. If this amplitude is reached by one or more electrodes during one or more [</w:t>
-      </w:r>
-      <w:proofErr w:type="spellStart"/>
-      <w:r>
-        <w:rPr>
-          <w:rFonts w:ascii="Calibri" w:hAnsi="Calibri" w:cs="Calibri"/>
-          <w:lang w:val="en-US"/>
-        </w:rPr>
-        <w:t>tf</w:t>
-      </w:r>
-      <w:proofErr w:type="spellEnd"/>
-      <w:r>
-        <w:rPr>
-          <w:rFonts w:ascii="Calibri" w:hAnsi="Calibri" w:cs="Calibri"/>
-          <w:lang w:val="en-US"/>
-        </w:rPr>
-        <w:t>], the epoch will be discarded.</w:t>
+        <w:t>Define a maximum threshold amplitude. If this amplitude is reached by one or more electrodes during one or more [tf], the epoch will be discarded.</w:t>
       </w:r>
     </w:p>
     <w:p>
@@ -1969,23 +1632,7 @@
           <w:rFonts w:ascii="Calibri" w:hAnsi="Calibri" w:cs="Calibri"/>
           <w:lang w:val="en-US"/>
         </w:rPr>
-        <w:t xml:space="preserve"> the main </w:t>
-      </w:r>
-      <w:proofErr w:type="spellStart"/>
-      <w:r>
-        <w:rPr>
-          <w:rFonts w:ascii="Calibri" w:hAnsi="Calibri" w:cs="Calibri"/>
-          <w:lang w:val="en-US"/>
-        </w:rPr>
-        <w:t>EEGpal</w:t>
-      </w:r>
-      <w:proofErr w:type="spellEnd"/>
-      <w:r>
-        <w:rPr>
-          <w:rFonts w:ascii="Calibri" w:hAnsi="Calibri" w:cs="Calibri"/>
-          <w:lang w:val="en-US"/>
-        </w:rPr>
-        <w:t xml:space="preserve"> windows. </w:t>
+        <w:t xml:space="preserve"> the main EEGpal windows. </w:t>
       </w:r>
       <w:r>
         <w:rPr>
@@ -2014,23 +1661,7 @@
           <w:rFonts w:ascii="Calibri" w:hAnsi="Calibri" w:cs="Calibri"/>
           <w:lang w:val="en-US"/>
         </w:rPr>
-        <w:t xml:space="preserve">The AR Evaluation tool is optional and allows you to test artefact rejection parameters without saving the EEG average or </w:t>
-      </w:r>
-      <w:proofErr w:type="spellStart"/>
-      <w:r>
-        <w:rPr>
-          <w:rFonts w:ascii="Calibri" w:hAnsi="Calibri" w:cs="Calibri"/>
-          <w:lang w:val="en-US"/>
-        </w:rPr>
-        <w:t>epoching</w:t>
-      </w:r>
-      <w:proofErr w:type="spellEnd"/>
-      <w:r>
-        <w:rPr>
-          <w:rFonts w:ascii="Calibri" w:hAnsi="Calibri" w:cs="Calibri"/>
-          <w:lang w:val="en-US"/>
-        </w:rPr>
-        <w:t xml:space="preserve"> files. Two Excel output files will be created</w:t>
+        <w:t>The AR Evaluation tool is optional and allows you to test artefact rejection parameters without saving the EEG average or epoching files. Two Excel output files will be created</w:t>
       </w:r>
       <w:r>
         <w:rPr>
@@ -2104,7 +1735,6 @@
           <w:lang w:val="en-US"/>
         </w:rPr>
       </w:pPr>
-      <w:proofErr w:type="gramStart"/>
       <w:r>
         <w:rPr>
           <w:rFonts w:ascii="Calibri" w:hAnsi="Calibri" w:cs="Calibri"/>
@@ -2119,15 +1749,7 @@
           <w:rFonts w:ascii="Calibri" w:hAnsi="Calibri" w:cs="Calibri"/>
           <w:lang w:val="en-US"/>
         </w:rPr>
-        <w:t>:</w:t>
-      </w:r>
-      <w:proofErr w:type="gramEnd"/>
-      <w:r>
-        <w:rPr>
-          <w:rFonts w:ascii="Calibri" w:hAnsi="Calibri" w:cs="Calibri"/>
-          <w:lang w:val="en-US"/>
-        </w:rPr>
-        <w:t xml:space="preserve"> </w:t>
+        <w:t xml:space="preserve">: </w:t>
       </w:r>
       <w:r>
         <w:rPr>
@@ -2179,19 +1801,8 @@
           <w:lang w:val="en-US"/>
         </w:rPr>
         <w:lastRenderedPageBreak/>
-        <w:t xml:space="preserve"> </w:t>
-      </w:r>
-      <w:proofErr w:type="spellStart"/>
-      <w:r>
-        <w:rPr>
-          <w:rFonts w:ascii="Calibri" w:hAnsi="Calibri" w:cs="Calibri"/>
-          <w:i/>
-          <w:iCs/>
-          <w:lang w:val="en-US"/>
-        </w:rPr>
-        <w:t>SCALP_badamp</w:t>
-      </w:r>
-      <w:proofErr w:type="spellEnd"/>
+        <w:t xml:space="preserve"> SCALP_badamp</w:t>
+      </w:r>
       <w:r>
         <w:rPr>
           <w:rFonts w:ascii="Calibri" w:hAnsi="Calibri" w:cs="Calibri"/>
@@ -2228,7 +1839,6 @@
           <w:lang w:val="en-US"/>
         </w:rPr>
       </w:pPr>
-      <w:proofErr w:type="spellStart"/>
       <w:r>
         <w:rPr>
           <w:rFonts w:ascii="Calibri" w:hAnsi="Calibri" w:cs="Calibri"/>
@@ -2238,7 +1848,6 @@
         </w:rPr>
         <w:t>SCALP_badstep</w:t>
       </w:r>
-      <w:proofErr w:type="spellEnd"/>
       <w:r>
         <w:rPr>
           <w:rFonts w:ascii="Calibri" w:hAnsi="Calibri" w:cs="Calibri"/>
@@ -2275,7 +1884,6 @@
           <w:lang w:val="en-US"/>
         </w:rPr>
       </w:pPr>
-      <w:proofErr w:type="spellStart"/>
       <w:r>
         <w:rPr>
           <w:rFonts w:ascii="Calibri" w:hAnsi="Calibri" w:cs="Calibri"/>
@@ -2285,7 +1893,6 @@
         </w:rPr>
         <w:t>SCALP_badrange</w:t>
       </w:r>
-      <w:proofErr w:type="spellEnd"/>
       <w:r>
         <w:rPr>
           <w:rFonts w:ascii="Calibri" w:hAnsi="Calibri" w:cs="Calibri"/>
@@ -2322,7 +1929,6 @@
           <w:lang w:val="en-US"/>
         </w:rPr>
       </w:pPr>
-      <w:proofErr w:type="spellStart"/>
       <w:r>
         <w:rPr>
           <w:rFonts w:ascii="Calibri" w:hAnsi="Calibri" w:cs="Calibri"/>
@@ -2332,7 +1938,6 @@
         </w:rPr>
         <w:t>SCALP_badall</w:t>
       </w:r>
-      <w:proofErr w:type="spellEnd"/>
       <w:r>
         <w:rPr>
           <w:rFonts w:ascii="Calibri" w:hAnsi="Calibri" w:cs="Calibri"/>
@@ -2725,7 +2330,35 @@
           <w:rFonts w:ascii="Calibri" w:hAnsi="Calibri" w:cs="Calibri"/>
           <w:lang w:val="en-US"/>
         </w:rPr>
-        <w:t xml:space="preserve">: Average all epochs of all events specified in point </w:t>
+        <w:t xml:space="preserve">: </w:t>
+      </w:r>
+      <w:r>
+        <w:rPr>
+          <w:rFonts w:ascii="Calibri" w:hAnsi="Calibri" w:cs="Calibri"/>
+          <w:lang w:val="en-US"/>
+        </w:rPr>
+        <w:t xml:space="preserve">First compute the within </w:t>
+      </w:r>
+      <w:r>
+        <w:rPr>
+          <w:rFonts w:ascii="Calibri" w:hAnsi="Calibri" w:cs="Calibri"/>
+          <w:lang w:val="en-US"/>
+        </w:rPr>
+        <w:t xml:space="preserve">Average </w:t>
+      </w:r>
+      <w:r>
+        <w:rPr>
+          <w:rFonts w:ascii="Calibri" w:hAnsi="Calibri" w:cs="Calibri"/>
+          <w:lang w:val="en-US"/>
+        </w:rPr>
+        <w:t xml:space="preserve">for each participants and then average them (Grand Average) for </w:t>
+      </w:r>
+      <w:r>
+        <w:rPr>
+          <w:rFonts w:ascii="Calibri" w:hAnsi="Calibri" w:cs="Calibri"/>
+          <w:lang w:val="en-US"/>
+        </w:rPr>
+        <w:t xml:space="preserve">all epochs of all events specified in point </w:t>
       </w:r>
       <w:r>
         <w:rPr>
@@ -2770,7 +2403,49 @@
           <w:rFonts w:ascii="Calibri" w:hAnsi="Calibri" w:cs="Calibri"/>
           <w:lang w:val="en-US"/>
         </w:rPr>
-        <w:t xml:space="preserve">: Calculate a separate average for each of the events specified in point </w:t>
+        <w:t xml:space="preserve">: </w:t>
+      </w:r>
+      <w:r>
+        <w:rPr>
+          <w:rFonts w:ascii="Calibri" w:hAnsi="Calibri" w:cs="Calibri"/>
+          <w:lang w:val="en-US"/>
+        </w:rPr>
+        <w:t xml:space="preserve">First compute the within </w:t>
+      </w:r>
+      <w:r>
+        <w:rPr>
+          <w:rFonts w:ascii="Calibri" w:hAnsi="Calibri" w:cs="Calibri"/>
+          <w:lang w:val="en-US"/>
+        </w:rPr>
+        <w:t xml:space="preserve">Average </w:t>
+      </w:r>
+      <w:r>
+        <w:rPr>
+          <w:rFonts w:ascii="Calibri" w:hAnsi="Calibri" w:cs="Calibri"/>
+          <w:lang w:val="en-US"/>
+        </w:rPr>
+        <w:t xml:space="preserve">for each participants and </w:t>
+      </w:r>
+      <w:r>
+        <w:rPr>
+          <w:rFonts w:ascii="Calibri" w:hAnsi="Calibri" w:cs="Calibri"/>
+          <w:lang w:val="en-US"/>
+        </w:rPr>
+        <w:t>events</w:t>
+      </w:r>
+      <w:r>
+        <w:rPr>
+          <w:rFonts w:ascii="Calibri" w:hAnsi="Calibri" w:cs="Calibri"/>
+          <w:lang w:val="en-US"/>
+        </w:rPr>
+        <w:t>, then average them (Grand Average) for each</w:t>
+      </w:r>
+      <w:r>
+        <w:rPr>
+          <w:rFonts w:ascii="Calibri" w:hAnsi="Calibri" w:cs="Calibri"/>
+          <w:lang w:val="en-US"/>
+        </w:rPr>
+        <w:t xml:space="preserve"> events specified in point </w:t>
       </w:r>
       <w:r>
         <w:rPr>
@@ -2794,6 +2469,195 @@
           <w:lang w:val="en-US"/>
         </w:rPr>
         <w:t xml:space="preserve"> </w:t>
+      </w:r>
+    </w:p>
+    <w:p>
+      <w:pPr>
+        <w:pStyle w:val="ListParagraph"/>
+        <w:numPr>
+          <w:ilvl w:val="1"/>
+          <w:numId w:val="4"/>
+        </w:numPr>
+        <w:rPr>
+          <w:rFonts w:ascii="Calibri" w:hAnsi="Calibri" w:cs="Calibri"/>
+          <w:lang w:val="en-US"/>
+        </w:rPr>
+      </w:pPr>
+      <w:r>
+        <w:rPr>
+          <w:rFonts w:ascii="Calibri" w:hAnsi="Calibri" w:cs="Calibri"/>
+          <w:b/>
+          <w:bCs/>
+          <w:lang w:val="en-US"/>
+        </w:rPr>
+        <w:t xml:space="preserve">Compute Standard Deviation/Error: </w:t>
+      </w:r>
+      <w:r>
+        <w:rPr>
+          <w:rFonts w:ascii="Calibri" w:hAnsi="Calibri" w:cs="Calibri"/>
+          <w:lang w:val="en-US"/>
+        </w:rPr>
+        <w:t>This option allows you to calculate the standard deviation and/or standard error of the specified average (points a or b). The result will be saved in a new EEG file with the same name as the average, but with a specific suffix. This respects the naming convention adopted by Cartool. The results can be displayed around the EEG trace using the button:</w:t>
+      </w:r>
+      <w:r>
+        <w:rPr>
+          <w:noProof/>
+          <w:lang w:val="en-US"/>
+        </w:rPr>
+        <w:t xml:space="preserve"> </w:t>
+      </w:r>
+      <w:r>
+        <w:rPr>
+          <w:rFonts w:ascii="Calibri" w:hAnsi="Calibri" w:cs="Calibri"/>
+          <w:noProof/>
+          <w:lang w:val="en-US"/>
+        </w:rPr>
+        <w:drawing>
+          <wp:inline distT="0" distB="0" distL="0" distR="0" wp14:anchorId="788CA367" wp14:editId="3FD7DC27">
+            <wp:extent cx="162002" cy="232438"/>
+            <wp:effectExtent l="0" t="0" r="9525" b="0"/>
+            <wp:docPr id="1067318074" name="Picture 1"/>
+            <wp:cNvGraphicFramePr>
+              <a:graphicFrameLocks xmlns:a="http://schemas.openxmlformats.org/drawingml/2006/main" noChangeAspect="1"/>
+            </wp:cNvGraphicFramePr>
+            <a:graphic xmlns:a="http://schemas.openxmlformats.org/drawingml/2006/main">
+              <a:graphicData uri="http://schemas.openxmlformats.org/drawingml/2006/picture">
+                <pic:pic xmlns:pic="http://schemas.openxmlformats.org/drawingml/2006/picture">
+                  <pic:nvPicPr>
+                    <pic:cNvPr id="1067318074" name=""/>
+                    <pic:cNvPicPr/>
+                  </pic:nvPicPr>
+                  <pic:blipFill>
+                    <a:blip r:embed="rId9"/>
+                    <a:stretch>
+                      <a:fillRect/>
+                    </a:stretch>
+                  </pic:blipFill>
+                  <pic:spPr>
+                    <a:xfrm>
+                      <a:off x="0" y="0"/>
+                      <a:ext cx="167077" cy="239720"/>
+                    </a:xfrm>
+                    <a:prstGeom prst="rect">
+                      <a:avLst/>
+                    </a:prstGeom>
+                  </pic:spPr>
+                </pic:pic>
+              </a:graphicData>
+            </a:graphic>
+          </wp:inline>
+        </w:drawing>
+      </w:r>
+      <w:r>
+        <w:rPr>
+          <w:noProof/>
+          <w:lang w:val="en-US"/>
+        </w:rPr>
+        <w:t xml:space="preserve"> </w:t>
+      </w:r>
+      <w:r>
+        <w:rPr>
+          <w:rFonts w:ascii="Calibri" w:hAnsi="Calibri" w:cs="Calibri"/>
+          <w:lang w:val="en-US"/>
+        </w:rPr>
+        <w:t>within Cartool</w:t>
+      </w:r>
+      <w:r>
+        <w:rPr>
+          <w:rFonts w:ascii="Calibri" w:hAnsi="Calibri" w:cs="Calibri"/>
+          <w:lang w:val="en-US"/>
+        </w:rPr>
+        <w:t xml:space="preserve">. If you want to do statistics on these values, I advise you to select the ‘.ep’ format as output which can be open in Excel. </w:t>
+      </w:r>
+    </w:p>
+    <w:p>
+      <w:pPr>
+        <w:pStyle w:val="ListParagraph"/>
+        <w:numPr>
+          <w:ilvl w:val="2"/>
+          <w:numId w:val="4"/>
+        </w:numPr>
+        <w:rPr>
+          <w:rFonts w:ascii="Calibri" w:hAnsi="Calibri" w:cs="Calibri"/>
+          <w:lang w:val="en-US"/>
+        </w:rPr>
+      </w:pPr>
+      <w:r>
+        <w:rPr>
+          <w:rFonts w:ascii="Calibri" w:hAnsi="Calibri" w:cs="Calibri"/>
+          <w:i/>
+          <w:iCs/>
+          <w:lang w:val="en-US"/>
+        </w:rPr>
+        <w:t>‘Standard Deviation’</w:t>
+      </w:r>
+      <w:r>
+        <w:rPr>
+          <w:rFonts w:ascii="Calibri" w:hAnsi="Calibri" w:cs="Calibri"/>
+          <w:lang w:val="en-US"/>
+        </w:rPr>
+        <w:t xml:space="preserve">: Compute it and create a new EEG file with the suffix </w:t>
+      </w:r>
+      <w:r>
+        <w:rPr>
+          <w:rFonts w:ascii="Calibri" w:hAnsi="Calibri" w:cs="Calibri"/>
+          <w:i/>
+          <w:iCs/>
+          <w:lang w:val="en-US"/>
+        </w:rPr>
+        <w:t>SD</w:t>
+      </w:r>
+      <w:r>
+        <w:rPr>
+          <w:rFonts w:ascii="Calibri" w:hAnsi="Calibri" w:cs="Calibri"/>
+          <w:lang w:val="en-US"/>
+        </w:rPr>
+        <w:t>.</w:t>
+      </w:r>
+    </w:p>
+    <w:p>
+      <w:pPr>
+        <w:pStyle w:val="ListParagraph"/>
+        <w:numPr>
+          <w:ilvl w:val="2"/>
+          <w:numId w:val="4"/>
+        </w:numPr>
+        <w:rPr>
+          <w:rFonts w:ascii="Calibri" w:hAnsi="Calibri" w:cs="Calibri"/>
+          <w:lang w:val="en-US"/>
+        </w:rPr>
+      </w:pPr>
+      <w:r>
+        <w:rPr>
+          <w:rFonts w:ascii="Calibri" w:hAnsi="Calibri" w:cs="Calibri"/>
+          <w:i/>
+          <w:iCs/>
+          <w:lang w:val="en-US"/>
+        </w:rPr>
+        <w:t>‘Standard Error’</w:t>
+      </w:r>
+      <w:r>
+        <w:rPr>
+          <w:rFonts w:ascii="Calibri" w:hAnsi="Calibri" w:cs="Calibri"/>
+          <w:lang w:val="en-US"/>
+        </w:rPr>
+        <w:t xml:space="preserve">: Compute it and create a new EEG file with the suffix </w:t>
+      </w:r>
+      <w:r>
+        <w:rPr>
+          <w:rFonts w:ascii="Calibri" w:hAnsi="Calibri" w:cs="Calibri"/>
+          <w:i/>
+          <w:iCs/>
+          <w:lang w:val="en-US"/>
+        </w:rPr>
+        <w:t>SE</w:t>
+      </w:r>
+      <w:r>
+        <w:rPr>
+          <w:rFonts w:ascii="Calibri" w:hAnsi="Calibri" w:cs="Calibri"/>
+          <w:lang w:val="en-US"/>
+        </w:rPr>
+        <w:t>.</w:t>
       </w:r>
     </w:p>
     <w:p>
@@ -2883,39 +2747,7 @@
           <w:rFonts w:ascii="Calibri" w:hAnsi="Calibri" w:cs="Calibri"/>
           <w:lang w:val="en-US"/>
         </w:rPr>
-        <w:t xml:space="preserve">: Will contains outputs related to each </w:t>
-      </w:r>
-      <w:proofErr w:type="gramStart"/>
-      <w:r>
-        <w:rPr>
-          <w:rFonts w:ascii="Calibri" w:hAnsi="Calibri" w:cs="Calibri"/>
-          <w:lang w:val="en-US"/>
-        </w:rPr>
-        <w:t>epochs</w:t>
-      </w:r>
-      <w:proofErr w:type="gramEnd"/>
-      <w:r>
-        <w:rPr>
-          <w:rFonts w:ascii="Calibri" w:hAnsi="Calibri" w:cs="Calibri"/>
-          <w:lang w:val="en-US"/>
-        </w:rPr>
-        <w:t xml:space="preserve"> </w:t>
-      </w:r>
-      <w:proofErr w:type="gramStart"/>
-      <w:r>
-        <w:rPr>
-          <w:rFonts w:ascii="Calibri" w:hAnsi="Calibri" w:cs="Calibri"/>
-          <w:lang w:val="en-US"/>
-        </w:rPr>
-        <w:t>according</w:t>
-      </w:r>
-      <w:proofErr w:type="gramEnd"/>
-      <w:r>
-        <w:rPr>
-          <w:rFonts w:ascii="Calibri" w:hAnsi="Calibri" w:cs="Calibri"/>
-          <w:lang w:val="en-US"/>
-        </w:rPr>
-        <w:t xml:space="preserve"> the options specified in point </w:t>
+        <w:t xml:space="preserve">: Will contains outputs related to each epochs according the options specified in point </w:t>
       </w:r>
       <w:r>
         <w:rPr>
@@ -2969,7 +2801,6 @@
           <w:lang w:val="en-US"/>
         </w:rPr>
       </w:pPr>
-      <w:proofErr w:type="spellStart"/>
       <w:r>
         <w:rPr>
           <w:rFonts w:ascii="Calibri" w:hAnsi="Calibri" w:cs="Calibri"/>
@@ -2979,7 +2810,6 @@
         </w:rPr>
         <w:t>Avg_within</w:t>
       </w:r>
-      <w:proofErr w:type="spellEnd"/>
       <w:r>
         <w:rPr>
           <w:rFonts w:ascii="Calibri" w:hAnsi="Calibri" w:cs="Calibri"/>
@@ -3038,23 +2868,7 @@
           <w:rFonts w:ascii="Calibri" w:hAnsi="Calibri" w:cs="Calibri"/>
           <w:lang w:val="en-US"/>
         </w:rPr>
-        <w:t xml:space="preserve">If you specify a subject code in the main </w:t>
-      </w:r>
-      <w:proofErr w:type="spellStart"/>
-      <w:r>
-        <w:rPr>
-          <w:rFonts w:ascii="Calibri" w:hAnsi="Calibri" w:cs="Calibri"/>
-          <w:lang w:val="en-US"/>
-        </w:rPr>
-        <w:t>EEGpal</w:t>
-      </w:r>
-      <w:proofErr w:type="spellEnd"/>
-      <w:r>
-        <w:rPr>
-          <w:rFonts w:ascii="Calibri" w:hAnsi="Calibri" w:cs="Calibri"/>
-          <w:lang w:val="en-US"/>
-        </w:rPr>
-        <w:t xml:space="preserve"> window, the sub-folder will be named according to this code. Otherwise, it will be named 'file01', 'file02', and so on.</w:t>
+        <w:t>If you specify a subject code in the main EEGpal window, the sub-folder will be named according to this code. Otherwise, it will be named 'file01', 'file02', and so on.</w:t>
       </w:r>
     </w:p>
     <w:p>
@@ -3069,7 +2883,6 @@
           <w:lang w:val="en-US"/>
         </w:rPr>
       </w:pPr>
-      <w:proofErr w:type="spellStart"/>
       <w:r>
         <w:rPr>
           <w:rFonts w:ascii="Calibri" w:hAnsi="Calibri" w:cs="Calibri"/>
@@ -3079,7 +2892,6 @@
         </w:rPr>
         <w:t>Avg_between</w:t>
       </w:r>
-      <w:proofErr w:type="spellEnd"/>
       <w:r>
         <w:rPr>
           <w:rFonts w:ascii="Calibri" w:hAnsi="Calibri" w:cs="Calibri"/>
@@ -3185,39 +2997,8 @@
           <w:rFonts w:ascii="Calibri" w:hAnsi="Calibri" w:cs="Calibri"/>
           <w:lang w:val="en-US"/>
         </w:rPr>
-        <w:t xml:space="preserve">For the within-subject result, you can </w:t>
-      </w:r>
-      <w:proofErr w:type="gramStart"/>
-      <w:r>
-        <w:rPr>
-          <w:rFonts w:ascii="Calibri" w:hAnsi="Calibri" w:cs="Calibri"/>
-          <w:lang w:val="en-US"/>
-        </w:rPr>
-        <w:t>saved</w:t>
-      </w:r>
-      <w:proofErr w:type="gramEnd"/>
-      <w:r>
-        <w:rPr>
-          <w:rFonts w:ascii="Calibri" w:hAnsi="Calibri" w:cs="Calibri"/>
-          <w:lang w:val="en-US"/>
-        </w:rPr>
-        <w:t xml:space="preserve"> them either in separate folder per subject or concatenate all the output file in a single folder (which is more practical when you work with </w:t>
-      </w:r>
-      <w:proofErr w:type="spellStart"/>
-      <w:r>
-        <w:rPr>
-          <w:rFonts w:ascii="Calibri" w:hAnsi="Calibri" w:cs="Calibri"/>
-          <w:lang w:val="en-US"/>
-        </w:rPr>
-        <w:t>Cartool</w:t>
-      </w:r>
-      <w:proofErr w:type="spellEnd"/>
-      <w:r>
-        <w:rPr>
-          <w:rFonts w:ascii="Calibri" w:hAnsi="Calibri" w:cs="Calibri"/>
-          <w:lang w:val="en-US"/>
-        </w:rPr>
-        <w:t xml:space="preserve"> or Ragu). You can choice between these options. </w:t>
+        <w:lastRenderedPageBreak/>
+        <w:t xml:space="preserve">For the within-subject result, you can saved them either in separate folder per subject or concatenate all the output file in a single folder (which is more practical when you work with Cartool or Ragu). You can choice between these options. </w:t>
       </w:r>
     </w:p>
     <w:p>
@@ -3289,7 +3070,6 @@
         </w:rPr>
         <w:t xml:space="preserve"> will carry out the processing parameterized in the </w:t>
       </w:r>
-      <w:proofErr w:type="spellStart"/>
       <w:r>
         <w:rPr>
           <w:rFonts w:ascii="Calibri" w:hAnsi="Calibri" w:cs="Calibri"/>
@@ -3297,7 +3077,6 @@
         </w:rPr>
         <w:t>Epoching</w:t>
       </w:r>
-      <w:proofErr w:type="spellEnd"/>
       <w:r>
         <w:rPr>
           <w:rFonts w:ascii="Calibri" w:hAnsi="Calibri" w:cs="Calibri"/>
@@ -3355,7 +3134,6 @@
         </w:rPr>
         <w:t xml:space="preserve">will store all the parameters in memory and close the </w:t>
       </w:r>
-      <w:proofErr w:type="spellStart"/>
       <w:r>
         <w:rPr>
           <w:rFonts w:ascii="Calibri" w:hAnsi="Calibri" w:cs="Calibri"/>
@@ -3363,7 +3141,6 @@
         </w:rPr>
         <w:t>Epoching</w:t>
       </w:r>
-      <w:proofErr w:type="spellEnd"/>
       <w:r>
         <w:rPr>
           <w:rFonts w:ascii="Calibri" w:hAnsi="Calibri" w:cs="Calibri"/>
@@ -3414,7 +3191,6 @@
         </w:rPr>
         <w:t xml:space="preserve"> closes the module without processing and without keeping the entered parameters in memory. The same effect will be achieved by closing the </w:t>
       </w:r>
-      <w:proofErr w:type="spellStart"/>
       <w:r>
         <w:rPr>
           <w:rFonts w:ascii="Calibri" w:hAnsi="Calibri" w:cs="Calibri"/>
@@ -3422,7 +3198,6 @@
         </w:rPr>
         <w:t>Epoching</w:t>
       </w:r>
-      <w:proofErr w:type="spellEnd"/>
       <w:r>
         <w:rPr>
           <w:rFonts w:ascii="Calibri" w:hAnsi="Calibri" w:cs="Calibri"/>
@@ -3530,7 +3305,7 @@
                     <pic:cNvPicPr/>
                   </pic:nvPicPr>
                   <pic:blipFill>
-                    <a:blip r:embed="rId9"/>
+                    <a:blip r:embed="rId10"/>
                     <a:stretch>
                       <a:fillRect/>
                     </a:stretch>
@@ -3595,7 +3370,6 @@
         </w:rPr>
         <w:t xml:space="preserve">). A folder containing all the grant averages between subjects. In this example the 'All Triggers' option has been selected (file </w:t>
       </w:r>
-      <w:proofErr w:type="spellStart"/>
       <w:r>
         <w:rPr>
           <w:rFonts w:ascii="Calibri" w:hAnsi="Calibri" w:cs="Calibri"/>
@@ -3605,7 +3379,6 @@
         </w:rPr>
         <w:t>GrdAvg_epoched_AllTriggers.sef</w:t>
       </w:r>
-      <w:proofErr w:type="spellEnd"/>
       <w:r>
         <w:rPr>
           <w:rFonts w:ascii="Calibri" w:hAnsi="Calibri" w:cs="Calibri"/>
@@ -3613,37 +3386,15 @@
         </w:rPr>
         <w:t xml:space="preserve">) as well as the 'Per Trigger' option (file </w:t>
       </w:r>
-      <w:proofErr w:type="spellStart"/>
-      <w:r>
-        <w:rPr>
-          <w:rFonts w:ascii="Calibri" w:hAnsi="Calibri" w:cs="Calibri"/>
-          <w:i/>
-          <w:iCs/>
-          <w:lang w:val="en-US"/>
-        </w:rPr>
-        <w:t>GrdAvg_epoched_Trigger</w:t>
-      </w:r>
-      <w:proofErr w:type="spellEnd"/>
-      <w:r>
-        <w:rPr>
-          <w:rFonts w:ascii="Calibri" w:hAnsi="Calibri" w:cs="Calibri"/>
-          <w:i/>
-          <w:iCs/>
-          <w:lang w:val="en-US"/>
-        </w:rPr>
-        <w:t>_*.</w:t>
-      </w:r>
-      <w:proofErr w:type="spellStart"/>
-      <w:r>
-        <w:rPr>
-          <w:rFonts w:ascii="Calibri" w:hAnsi="Calibri" w:cs="Calibri"/>
-          <w:i/>
-          <w:iCs/>
-          <w:lang w:val="en-US"/>
-        </w:rPr>
-        <w:t>sef</w:t>
-      </w:r>
-      <w:proofErr w:type="spellEnd"/>
+      <w:r>
+        <w:rPr>
+          <w:rFonts w:ascii="Calibri" w:hAnsi="Calibri" w:cs="Calibri"/>
+          <w:i/>
+          <w:iCs/>
+          <w:lang w:val="en-US"/>
+        </w:rPr>
+        <w:t>GrdAvg_epoched_Trigger_*.sef</w:t>
+      </w:r>
       <w:r>
         <w:rPr>
           <w:rFonts w:ascii="Calibri" w:hAnsi="Calibri" w:cs="Calibri"/>
@@ -3694,23 +3445,7 @@
           <w:rFonts w:ascii="Calibri" w:hAnsi="Calibri" w:cs="Calibri"/>
           <w:lang w:val="en-US"/>
         </w:rPr>
-        <w:t xml:space="preserve">). The folder contains one sub-folder per subject (or per file if no subject has been specified in the </w:t>
-      </w:r>
-      <w:proofErr w:type="spellStart"/>
-      <w:r>
-        <w:rPr>
-          <w:rFonts w:ascii="Calibri" w:hAnsi="Calibri" w:cs="Calibri"/>
-          <w:lang w:val="en-US"/>
-        </w:rPr>
-        <w:t>EEGpal</w:t>
-      </w:r>
-      <w:proofErr w:type="spellEnd"/>
-      <w:r>
-        <w:rPr>
-          <w:rFonts w:ascii="Calibri" w:hAnsi="Calibri" w:cs="Calibri"/>
-          <w:lang w:val="en-US"/>
-        </w:rPr>
-        <w:t xml:space="preserve"> main window). In this example the 'All Triggers' option has been selected (file </w:t>
+        <w:t xml:space="preserve">). The folder contains one sub-folder per subject (or per file if no subject has been specified in the EEGpal main window). In this example the 'All Triggers' option has been selected (file </w:t>
       </w:r>
       <w:r>
         <w:rPr>
@@ -3735,19 +3470,8 @@
           <w:iCs/>
           <w:lang w:val="en-US"/>
         </w:rPr>
-        <w:t>P001_epoched_Trigger_*.</w:t>
-      </w:r>
-      <w:proofErr w:type="spellStart"/>
-      <w:r>
-        <w:rPr>
-          <w:rFonts w:ascii="Calibri" w:hAnsi="Calibri" w:cs="Calibri"/>
-          <w:i/>
-          <w:iCs/>
-          <w:lang w:val="en-US"/>
-        </w:rPr>
-        <w:t>sef</w:t>
-      </w:r>
-      <w:proofErr w:type="spellEnd"/>
+        <w:t>P001_epoched_Trigger_*.sef</w:t>
+      </w:r>
       <w:r>
         <w:rPr>
           <w:rFonts w:ascii="Calibri" w:hAnsi="Calibri" w:cs="Calibri"/>
@@ -3789,23 +3513,7 @@
           <w:rFonts w:ascii="Calibri" w:hAnsi="Calibri" w:cs="Calibri"/>
           <w:lang w:val="en-US"/>
         </w:rPr>
-        <w:t xml:space="preserve">). The folder has the same structure as the input file. In this example, the input file has been saved in various sub-folders (P001, ...). In this example, the 'Merge </w:t>
-      </w:r>
-      <w:proofErr w:type="gramStart"/>
-      <w:r>
-        <w:rPr>
-          <w:rFonts w:ascii="Calibri" w:hAnsi="Calibri" w:cs="Calibri"/>
-          <w:lang w:val="en-US"/>
-        </w:rPr>
-        <w:t>epochs</w:t>
-      </w:r>
-      <w:proofErr w:type="gramEnd"/>
-      <w:r>
-        <w:rPr>
-          <w:rFonts w:ascii="Calibri" w:hAnsi="Calibri" w:cs="Calibri"/>
-          <w:lang w:val="en-US"/>
-        </w:rPr>
-        <w:t xml:space="preserve"> into one file' option has been selected. It creates a .csv file with the details of the start of each epoch, as well as the information of whether they were rejected and by which criterion (</w:t>
+        <w:t>). The folder has the same structure as the input file. In this example, the input file has been saved in various sub-folders (P001, ...). In this example, the 'Merge epochs into one file' option has been selected. It creates a .csv file with the details of the start of each epoch, as well as the information of whether they were rejected and by which criterion (</w:t>
       </w:r>
       <w:r>
         <w:rPr>
@@ -3821,23 +3529,7 @@
           <w:rFonts w:ascii="Calibri" w:hAnsi="Calibri" w:cs="Calibri"/>
           <w:lang w:val="en-US"/>
         </w:rPr>
-        <w:t>). The .</w:t>
-      </w:r>
-      <w:proofErr w:type="spellStart"/>
-      <w:r>
-        <w:rPr>
-          <w:rFonts w:ascii="Calibri" w:hAnsi="Calibri" w:cs="Calibri"/>
-          <w:lang w:val="en-US"/>
-        </w:rPr>
-        <w:t>sef</w:t>
-      </w:r>
-      <w:proofErr w:type="spellEnd"/>
-      <w:r>
-        <w:rPr>
-          <w:rFonts w:ascii="Calibri" w:hAnsi="Calibri" w:cs="Calibri"/>
-          <w:lang w:val="en-US"/>
-        </w:rPr>
-        <w:t xml:space="preserve"> file contains the EEG signal for all concatenated epochs (</w:t>
+        <w:t>). The .sef file contains the EEG signal for all concatenated epochs (</w:t>
       </w:r>
       <w:r>
         <w:rPr>
@@ -4019,7 +3711,6 @@
           <w:lang w:val="en-US"/>
         </w:rPr>
       </w:pPr>
-      <w:proofErr w:type="spellStart"/>
       <w:r>
         <w:rPr>
           <w:rFonts w:ascii="Calibri" w:hAnsi="Calibri" w:cs="Calibri"/>
@@ -4029,7 +3720,6 @@
         </w:rPr>
         <w:t>TotalTriggers</w:t>
       </w:r>
-      <w:proofErr w:type="spellEnd"/>
       <w:r>
         <w:rPr>
           <w:rFonts w:ascii="Calibri" w:hAnsi="Calibri" w:cs="Calibri"/>
@@ -4050,7 +3740,6 @@
           <w:lang w:val="en-US"/>
         </w:rPr>
       </w:pPr>
-      <w:proofErr w:type="spellStart"/>
       <w:r>
         <w:rPr>
           <w:rFonts w:ascii="Calibri" w:hAnsi="Calibri" w:cs="Calibri"/>
@@ -4060,7 +3749,6 @@
         </w:rPr>
         <w:t>nEEGrejected</w:t>
       </w:r>
-      <w:proofErr w:type="spellEnd"/>
       <w:r>
         <w:rPr>
           <w:rFonts w:ascii="Calibri" w:hAnsi="Calibri" w:cs="Calibri"/>
@@ -4090,7 +3778,6 @@
           <w:lang w:val="en-US"/>
         </w:rPr>
       </w:pPr>
-      <w:proofErr w:type="spellStart"/>
       <w:r>
         <w:rPr>
           <w:rFonts w:ascii="Calibri" w:hAnsi="Calibri" w:cs="Calibri"/>
@@ -4100,7 +3787,6 @@
         </w:rPr>
         <w:t>nAUXrejected</w:t>
       </w:r>
-      <w:proofErr w:type="spellEnd"/>
       <w:r>
         <w:rPr>
           <w:rFonts w:ascii="Calibri" w:hAnsi="Calibri" w:cs="Calibri"/>
@@ -4130,7 +3816,6 @@
           <w:lang w:val="en-US"/>
         </w:rPr>
       </w:pPr>
-      <w:proofErr w:type="spellStart"/>
       <w:r>
         <w:rPr>
           <w:rFonts w:ascii="Calibri" w:hAnsi="Calibri" w:cs="Calibri"/>
@@ -4141,45 +3826,12 @@
         <w:lastRenderedPageBreak/>
         <w:t>nTOTALrejected</w:t>
       </w:r>
-      <w:proofErr w:type="spellEnd"/>
-      <w:r>
-        <w:rPr>
-          <w:rFonts w:ascii="Calibri" w:hAnsi="Calibri" w:cs="Calibri"/>
-          <w:lang w:val="en-US"/>
-        </w:rPr>
-        <w:t xml:space="preserve">: total number of epochs rejected (addition of </w:t>
-      </w:r>
-      <w:proofErr w:type="spellStart"/>
-      <w:r>
-        <w:rPr>
-          <w:rFonts w:ascii="Calibri" w:hAnsi="Calibri" w:cs="Calibri"/>
-          <w:lang w:val="en-US"/>
-        </w:rPr>
-        <w:t>nEEGrejected</w:t>
-      </w:r>
-      <w:proofErr w:type="spellEnd"/>
-      <w:r>
-        <w:rPr>
-          <w:rFonts w:ascii="Calibri" w:hAnsi="Calibri" w:cs="Calibri"/>
-          <w:lang w:val="en-US"/>
-        </w:rPr>
-        <w:t xml:space="preserve"> and </w:t>
-      </w:r>
-      <w:proofErr w:type="spellStart"/>
-      <w:r>
-        <w:rPr>
-          <w:rFonts w:ascii="Calibri" w:hAnsi="Calibri" w:cs="Calibri"/>
-          <w:lang w:val="en-US"/>
-        </w:rPr>
-        <w:t>nAUXrejected</w:t>
-      </w:r>
-      <w:proofErr w:type="spellEnd"/>
-      <w:r>
-        <w:rPr>
-          <w:rFonts w:ascii="Calibri" w:hAnsi="Calibri" w:cs="Calibri"/>
-          <w:lang w:val="en-US"/>
-        </w:rPr>
-        <w:t xml:space="preserve">) </w:t>
+      <w:r>
+        <w:rPr>
+          <w:rFonts w:ascii="Calibri" w:hAnsi="Calibri" w:cs="Calibri"/>
+          <w:lang w:val="en-US"/>
+        </w:rPr>
+        <w:t xml:space="preserve">: total number of epochs rejected (addition of nEEGrejected and nAUXrejected) </w:t>
       </w:r>
     </w:p>
     <w:p>
@@ -4194,7 +3846,6 @@
           <w:lang w:val="en-US"/>
         </w:rPr>
       </w:pPr>
-      <w:proofErr w:type="spellStart"/>
       <w:r>
         <w:rPr>
           <w:rFonts w:ascii="Calibri" w:hAnsi="Calibri" w:cs="Calibri"/>
@@ -4204,7 +3855,6 @@
         </w:rPr>
         <w:t>nTOTALaccepted</w:t>
       </w:r>
-      <w:proofErr w:type="spellEnd"/>
       <w:r>
         <w:rPr>
           <w:rFonts w:ascii="Calibri" w:hAnsi="Calibri" w:cs="Calibri"/>
@@ -4225,7 +3875,6 @@
           <w:lang w:val="en-US"/>
         </w:rPr>
       </w:pPr>
-      <w:proofErr w:type="spellStart"/>
       <w:r>
         <w:rPr>
           <w:rFonts w:ascii="Calibri" w:hAnsi="Calibri" w:cs="Calibri"/>
@@ -4235,7 +3884,6 @@
         </w:rPr>
         <w:t>pcEEGrejected</w:t>
       </w:r>
-      <w:proofErr w:type="spellEnd"/>
       <w:r>
         <w:rPr>
           <w:rFonts w:ascii="Calibri" w:hAnsi="Calibri" w:cs="Calibri"/>
@@ -4256,7 +3904,6 @@
           <w:lang w:val="en-US"/>
         </w:rPr>
       </w:pPr>
-      <w:proofErr w:type="spellStart"/>
       <w:r>
         <w:rPr>
           <w:rFonts w:ascii="Calibri" w:hAnsi="Calibri" w:cs="Calibri"/>
@@ -4266,7 +3913,6 @@
         </w:rPr>
         <w:t>pcAUXrejected</w:t>
       </w:r>
-      <w:proofErr w:type="spellEnd"/>
       <w:r>
         <w:rPr>
           <w:rFonts w:ascii="Calibri" w:hAnsi="Calibri" w:cs="Calibri"/>
@@ -4287,7 +3933,6 @@
           <w:lang w:val="en-US"/>
         </w:rPr>
       </w:pPr>
-      <w:proofErr w:type="spellStart"/>
       <w:r>
         <w:rPr>
           <w:rFonts w:ascii="Calibri" w:hAnsi="Calibri" w:cs="Calibri"/>
@@ -4297,7 +3942,6 @@
         </w:rPr>
         <w:t>pcTOTALrejected</w:t>
       </w:r>
-      <w:proofErr w:type="spellEnd"/>
       <w:r>
         <w:rPr>
           <w:rFonts w:ascii="Calibri" w:hAnsi="Calibri" w:cs="Calibri"/>
@@ -4318,7 +3962,6 @@
           <w:lang w:val="en-US"/>
         </w:rPr>
       </w:pPr>
-      <w:proofErr w:type="spellStart"/>
       <w:r>
         <w:rPr>
           <w:rFonts w:ascii="Calibri" w:hAnsi="Calibri" w:cs="Calibri"/>
@@ -4328,7 +3971,6 @@
         </w:rPr>
         <w:t>pcTOTALaccepted</w:t>
       </w:r>
-      <w:proofErr w:type="spellEnd"/>
       <w:r>
         <w:rPr>
           <w:rFonts w:ascii="Calibri" w:hAnsi="Calibri" w:cs="Calibri"/>
@@ -4378,27 +4020,7 @@
           <w:bCs/>
           <w:lang w:val="en-US"/>
         </w:rPr>
-        <w:t xml:space="preserve">How can I use the </w:t>
-      </w:r>
-      <w:proofErr w:type="spellStart"/>
-      <w:r>
-        <w:rPr>
-          <w:rFonts w:ascii="Calibri" w:hAnsi="Calibri" w:cs="Calibri"/>
-          <w:b/>
-          <w:bCs/>
-          <w:lang w:val="en-US"/>
-        </w:rPr>
-        <w:t>Epoching</w:t>
-      </w:r>
-      <w:proofErr w:type="spellEnd"/>
-      <w:r>
-        <w:rPr>
-          <w:rFonts w:ascii="Calibri" w:hAnsi="Calibri" w:cs="Calibri"/>
-          <w:b/>
-          <w:bCs/>
-          <w:lang w:val="en-US"/>
-        </w:rPr>
-        <w:t xml:space="preserve"> module to perform frequency analysis or reject periods of poor signal quality?</w:t>
+        <w:t>How can I use the Epoching module to perform frequency analysis or reject periods of poor signal quality?</w:t>
       </w:r>
       <w:r>
         <w:rPr>
@@ -4502,27 +4124,7 @@
           <w:iCs/>
           <w:lang w:val="en-US"/>
         </w:rPr>
-        <w:t>'</w:t>
-      </w:r>
-      <w:proofErr w:type="spellStart"/>
-      <w:r>
-        <w:rPr>
-          <w:rFonts w:ascii="Calibri" w:hAnsi="Calibri" w:cs="Calibri"/>
-          <w:i/>
-          <w:iCs/>
-          <w:lang w:val="en-US"/>
-        </w:rPr>
-        <w:t>EoF</w:t>
-      </w:r>
-      <w:proofErr w:type="spellEnd"/>
-      <w:r>
-        <w:rPr>
-          <w:rFonts w:ascii="Calibri" w:hAnsi="Calibri" w:cs="Calibri"/>
-          <w:i/>
-          <w:iCs/>
-          <w:lang w:val="en-US"/>
-        </w:rPr>
-        <w:t>'</w:t>
+        <w:t>'EoF'</w:t>
       </w:r>
       <w:r>
         <w:rPr>
@@ -4591,39 +4193,7 @@
           <w:rFonts w:ascii="Calibri" w:hAnsi="Calibri" w:cs="Calibri"/>
           <w:lang w:val="en-US"/>
         </w:rPr>
-        <w:t xml:space="preserve">) and select the length of these sub-epochs (for example, 2000 </w:t>
-      </w:r>
-      <w:proofErr w:type="spellStart"/>
-      <w:r>
-        <w:rPr>
-          <w:rFonts w:ascii="Calibri" w:hAnsi="Calibri" w:cs="Calibri"/>
-          <w:lang w:val="en-US"/>
-        </w:rPr>
-        <w:t>ms</w:t>
-      </w:r>
-      <w:proofErr w:type="spellEnd"/>
-      <w:r>
-        <w:rPr>
-          <w:rFonts w:ascii="Calibri" w:hAnsi="Calibri" w:cs="Calibri"/>
-          <w:lang w:val="en-US"/>
-        </w:rPr>
-        <w:t xml:space="preserve">). The entire EEG file will then be split into 2000 </w:t>
-      </w:r>
-      <w:proofErr w:type="spellStart"/>
-      <w:r>
-        <w:rPr>
-          <w:rFonts w:ascii="Calibri" w:hAnsi="Calibri" w:cs="Calibri"/>
-          <w:lang w:val="en-US"/>
-        </w:rPr>
-        <w:t>ms</w:t>
-      </w:r>
-      <w:proofErr w:type="spellEnd"/>
-      <w:r>
-        <w:rPr>
-          <w:rFonts w:ascii="Calibri" w:hAnsi="Calibri" w:cs="Calibri"/>
-          <w:lang w:val="en-US"/>
-        </w:rPr>
-        <w:t xml:space="preserve"> epochs, each of which will be tested for artefact rejection (</w:t>
+        <w:t>) and select the length of these sub-epochs (for example, 2000 ms). The entire EEG file will then be split into 2000 ms epochs, each of which will be tested for artefact rejection (</w:t>
       </w:r>
       <w:r>
         <w:rPr>
@@ -4780,70 +4350,22 @@
           <w:rFonts w:ascii="Calibri" w:hAnsi="Calibri" w:cs="Calibri"/>
           <w:lang w:val="en-US"/>
         </w:rPr>
-        <w:t xml:space="preserve">Some authors prefer not to use a baseline </w:t>
-      </w:r>
-      <w:proofErr w:type="gramStart"/>
-      <w:r>
-        <w:rPr>
-          <w:rFonts w:ascii="Calibri" w:hAnsi="Calibri" w:cs="Calibri"/>
-          <w:lang w:val="en-US"/>
-        </w:rPr>
-        <w:t>in order to</w:t>
-      </w:r>
-      <w:proofErr w:type="gramEnd"/>
-      <w:r>
-        <w:rPr>
-          <w:rFonts w:ascii="Calibri" w:hAnsi="Calibri" w:cs="Calibri"/>
-          <w:lang w:val="en-US"/>
-        </w:rPr>
-        <w:t xml:space="preserve"> avoid losing significant differences between conditions. While </w:t>
-      </w:r>
-      <w:proofErr w:type="gramStart"/>
-      <w:r>
-        <w:rPr>
-          <w:rFonts w:ascii="Calibri" w:hAnsi="Calibri" w:cs="Calibri"/>
-          <w:lang w:val="en-US"/>
-        </w:rPr>
-        <w:t>a baseline correction does</w:t>
-      </w:r>
-      <w:proofErr w:type="gramEnd"/>
-      <w:r>
-        <w:rPr>
-          <w:rFonts w:ascii="Calibri" w:hAnsi="Calibri" w:cs="Calibri"/>
-          <w:lang w:val="en-US"/>
-        </w:rPr>
-        <w:t xml:space="preserve"> make the results more reliable, it also makes them more conservative.</w:t>
-      </w:r>
-    </w:p>
-    <w:p>
-      <w:pPr>
-        <w:rPr>
-          <w:rFonts w:ascii="Calibri" w:hAnsi="Calibri" w:cs="Calibri"/>
-          <w:lang w:val="en-US"/>
-        </w:rPr>
-      </w:pPr>
-      <w:r>
-        <w:rPr>
-          <w:rFonts w:ascii="Calibri" w:hAnsi="Calibri" w:cs="Calibri"/>
-          <w:lang w:val="en-US"/>
-        </w:rPr>
-        <w:t xml:space="preserve">In some cases, a pre-trigger baseline is used. This ensures that the amplitude at the event is 0, but this is only valid if it is </w:t>
-      </w:r>
-      <w:proofErr w:type="spellStart"/>
-      <w:r>
-        <w:rPr>
-          <w:rFonts w:ascii="Calibri" w:hAnsi="Calibri" w:cs="Calibri"/>
-          <w:lang w:val="en-US"/>
-        </w:rPr>
-        <w:t>hypothesised</w:t>
-      </w:r>
-      <w:proofErr w:type="spellEnd"/>
-      <w:r>
-        <w:rPr>
-          <w:rFonts w:ascii="Calibri" w:hAnsi="Calibri" w:cs="Calibri"/>
-          <w:lang w:val="en-US"/>
-        </w:rPr>
-        <w:t xml:space="preserve"> that there is no anticipation or signal related to the event beforehand, which is rarely the case. This is why this option is usually not used.</w:t>
+        <w:t>Some authors prefer not to use a baseline in order to avoid losing significant differences between conditions. While a baseline correction does make the results more reliable, it also makes them more conservative.</w:t>
+      </w:r>
+    </w:p>
+    <w:p>
+      <w:pPr>
+        <w:rPr>
+          <w:rFonts w:ascii="Calibri" w:hAnsi="Calibri" w:cs="Calibri"/>
+          <w:lang w:val="en-US"/>
+        </w:rPr>
+      </w:pPr>
+      <w:r>
+        <w:rPr>
+          <w:rFonts w:ascii="Calibri" w:hAnsi="Calibri" w:cs="Calibri"/>
+          <w:lang w:val="en-US"/>
+        </w:rPr>
+        <w:t>In some cases, a pre-trigger baseline is used. This ensures that the amplitude at the event is 0, but this is only valid if it is hypothesised that there is no anticipation or signal related to the event beforehand, which is rarely the case. This is why this option is usually not used.</w:t>
       </w:r>
     </w:p>
     <w:p>
@@ -4885,20 +4407,80 @@
           <w:rFonts w:ascii="Calibri" w:hAnsi="Calibri" w:cs="Calibri"/>
           <w:lang w:val="en-US"/>
         </w:rPr>
-        <w:t xml:space="preserve">The three methods proposed by </w:t>
-      </w:r>
-      <w:proofErr w:type="spellStart"/>
-      <w:r>
-        <w:rPr>
-          <w:rFonts w:ascii="Calibri" w:hAnsi="Calibri" w:cs="Calibri"/>
-          <w:lang w:val="en-US"/>
-        </w:rPr>
-        <w:t>EEGpal</w:t>
-      </w:r>
-      <w:proofErr w:type="spellEnd"/>
-      <w:r>
-        <w:rPr>
-          <w:rFonts w:ascii="Calibri" w:hAnsi="Calibri" w:cs="Calibri"/>
+        <w:t xml:space="preserve">The three methods proposed by EEGpal </w:t>
+      </w:r>
+      <w:r>
+        <w:rPr>
+          <w:rFonts w:ascii="Calibri" w:hAnsi="Calibri" w:cs="Calibri"/>
+          <w:lang w:val="en-US"/>
+        </w:rPr>
+        <w:t>have</w:t>
+      </w:r>
+      <w:r>
+        <w:rPr>
+          <w:rFonts w:ascii="Calibri" w:hAnsi="Calibri" w:cs="Calibri"/>
+          <w:lang w:val="en-US"/>
+        </w:rPr>
+        <w:t xml:space="preserve"> been use</w:t>
+      </w:r>
+      <w:r>
+        <w:rPr>
+          <w:rFonts w:ascii="Calibri" w:hAnsi="Calibri" w:cs="Calibri"/>
+          <w:lang w:val="en-US"/>
+        </w:rPr>
+        <w:t>d</w:t>
+      </w:r>
+      <w:r>
+        <w:rPr>
+          <w:rFonts w:ascii="Calibri" w:hAnsi="Calibri" w:cs="Calibri"/>
+          <w:lang w:val="en-US"/>
+        </w:rPr>
+        <w:t xml:space="preserve"> in </w:t>
+      </w:r>
+      <w:r>
+        <w:rPr>
+          <w:rFonts w:ascii="Calibri" w:hAnsi="Calibri" w:cs="Calibri"/>
+          <w:lang w:val="en-US"/>
+        </w:rPr>
+        <w:t>literature</w:t>
+      </w:r>
+      <w:r>
+        <w:rPr>
+          <w:rFonts w:ascii="Calibri" w:hAnsi="Calibri" w:cs="Calibri"/>
+          <w:lang w:val="en-US"/>
+        </w:rPr>
+        <w:t xml:space="preserve">. The </w:t>
+      </w:r>
+      <w:r>
+        <w:rPr>
+          <w:rFonts w:ascii="Calibri" w:hAnsi="Calibri" w:cs="Calibri"/>
+          <w:lang w:val="en-US"/>
+        </w:rPr>
+        <w:t>‘</w:t>
+      </w:r>
+      <w:r>
+        <w:rPr>
+          <w:rFonts w:ascii="Calibri" w:hAnsi="Calibri" w:cs="Calibri"/>
+          <w:i/>
+          <w:iCs/>
+          <w:lang w:val="en-US"/>
+        </w:rPr>
+        <w:t>Max absolute threshold</w:t>
+      </w:r>
+      <w:r>
+        <w:rPr>
+          <w:rFonts w:ascii="Calibri" w:hAnsi="Calibri" w:cs="Calibri"/>
+          <w:i/>
+          <w:iCs/>
+          <w:lang w:val="en-US"/>
+        </w:rPr>
+        <w:t>’</w:t>
+      </w:r>
+      <w:r>
+        <w:rPr>
+          <w:rFonts w:ascii="Calibri" w:hAnsi="Calibri" w:cs="Calibri"/>
+          <w:i/>
+          <w:iCs/>
           <w:lang w:val="en-US"/>
         </w:rPr>
         <w:t xml:space="preserve"> </w:t>
@@ -4908,42 +4490,21 @@
           <w:rFonts w:ascii="Calibri" w:hAnsi="Calibri" w:cs="Calibri"/>
           <w:lang w:val="en-US"/>
         </w:rPr>
-        <w:t>have</w:t>
-      </w:r>
-      <w:r>
-        <w:rPr>
-          <w:rFonts w:ascii="Calibri" w:hAnsi="Calibri" w:cs="Calibri"/>
-          <w:lang w:val="en-US"/>
-        </w:rPr>
-        <w:t xml:space="preserve"> been use</w:t>
-      </w:r>
-      <w:r>
-        <w:rPr>
-          <w:rFonts w:ascii="Calibri" w:hAnsi="Calibri" w:cs="Calibri"/>
-          <w:lang w:val="en-US"/>
-        </w:rPr>
-        <w:t>d</w:t>
-      </w:r>
-      <w:r>
-        <w:rPr>
-          <w:rFonts w:ascii="Calibri" w:hAnsi="Calibri" w:cs="Calibri"/>
-          <w:lang w:val="en-US"/>
-        </w:rPr>
-        <w:t xml:space="preserve"> in </w:t>
-      </w:r>
-      <w:r>
-        <w:rPr>
-          <w:rFonts w:ascii="Calibri" w:hAnsi="Calibri" w:cs="Calibri"/>
-          <w:lang w:val="en-US"/>
-        </w:rPr>
-        <w:t>literature</w:t>
-      </w:r>
-      <w:r>
-        <w:rPr>
-          <w:rFonts w:ascii="Calibri" w:hAnsi="Calibri" w:cs="Calibri"/>
-          <w:lang w:val="en-US"/>
-        </w:rPr>
-        <w:t xml:space="preserve">. The </w:t>
+        <w:t xml:space="preserve">is the default method use by Cartool. In our laboratory (using a Biosemi system), we usually use a threshold between 80 to 100 µV. </w:t>
+      </w:r>
+      <w:r>
+        <w:rPr>
+          <w:rFonts w:ascii="Calibri" w:hAnsi="Calibri" w:cs="Calibri"/>
+          <w:lang w:val="en-US"/>
+        </w:rPr>
+        <w:t>In practice</w:t>
+      </w:r>
+      <w:r>
+        <w:rPr>
+          <w:rFonts w:ascii="Calibri" w:hAnsi="Calibri" w:cs="Calibri"/>
+          <w:lang w:val="en-US"/>
+        </w:rPr>
+        <w:t xml:space="preserve">, the </w:t>
       </w:r>
       <w:r>
         <w:rPr>
@@ -4959,7 +4520,7 @@
           <w:iCs/>
           <w:lang w:val="en-US"/>
         </w:rPr>
-        <w:t>Max absolute threshold</w:t>
+        <w:t>Max range</w:t>
       </w:r>
       <w:r>
         <w:rPr>
@@ -4973,8 +4534,6 @@
       <w:r>
         <w:rPr>
           <w:rFonts w:ascii="Calibri" w:hAnsi="Calibri" w:cs="Calibri"/>
-          <w:i/>
-          <w:iCs/>
           <w:lang w:val="en-US"/>
         </w:rPr>
         <w:t xml:space="preserve"> </w:t>
@@ -4984,91 +4543,6 @@
           <w:rFonts w:ascii="Calibri" w:hAnsi="Calibri" w:cs="Calibri"/>
           <w:lang w:val="en-US"/>
         </w:rPr>
-        <w:t xml:space="preserve">is the default method use by </w:t>
-      </w:r>
-      <w:proofErr w:type="spellStart"/>
-      <w:r>
-        <w:rPr>
-          <w:rFonts w:ascii="Calibri" w:hAnsi="Calibri" w:cs="Calibri"/>
-          <w:lang w:val="en-US"/>
-        </w:rPr>
-        <w:t>Cartool</w:t>
-      </w:r>
-      <w:proofErr w:type="spellEnd"/>
-      <w:r>
-        <w:rPr>
-          <w:rFonts w:ascii="Calibri" w:hAnsi="Calibri" w:cs="Calibri"/>
-          <w:lang w:val="en-US"/>
-        </w:rPr>
-        <w:t xml:space="preserve">. In our laboratory (using a </w:t>
-      </w:r>
-      <w:proofErr w:type="spellStart"/>
-      <w:r>
-        <w:rPr>
-          <w:rFonts w:ascii="Calibri" w:hAnsi="Calibri" w:cs="Calibri"/>
-          <w:lang w:val="en-US"/>
-        </w:rPr>
-        <w:t>Biosemi</w:t>
-      </w:r>
-      <w:proofErr w:type="spellEnd"/>
-      <w:r>
-        <w:rPr>
-          <w:rFonts w:ascii="Calibri" w:hAnsi="Calibri" w:cs="Calibri"/>
-          <w:lang w:val="en-US"/>
-        </w:rPr>
-        <w:t xml:space="preserve"> system), we usually use a threshold between 80 to 100 µV. </w:t>
-      </w:r>
-      <w:r>
-        <w:rPr>
-          <w:rFonts w:ascii="Calibri" w:hAnsi="Calibri" w:cs="Calibri"/>
-          <w:lang w:val="en-US"/>
-        </w:rPr>
-        <w:t>In practice</w:t>
-      </w:r>
-      <w:r>
-        <w:rPr>
-          <w:rFonts w:ascii="Calibri" w:hAnsi="Calibri" w:cs="Calibri"/>
-          <w:lang w:val="en-US"/>
-        </w:rPr>
-        <w:t xml:space="preserve">, the </w:t>
-      </w:r>
-      <w:r>
-        <w:rPr>
-          <w:rFonts w:ascii="Calibri" w:hAnsi="Calibri" w:cs="Calibri"/>
-          <w:lang w:val="en-US"/>
-        </w:rPr>
-        <w:t>‘</w:t>
-      </w:r>
-      <w:r>
-        <w:rPr>
-          <w:rFonts w:ascii="Calibri" w:hAnsi="Calibri" w:cs="Calibri"/>
-          <w:i/>
-          <w:iCs/>
-          <w:lang w:val="en-US"/>
-        </w:rPr>
-        <w:t>Max range</w:t>
-      </w:r>
-      <w:r>
-        <w:rPr>
-          <w:rFonts w:ascii="Calibri" w:hAnsi="Calibri" w:cs="Calibri"/>
-          <w:i/>
-          <w:iCs/>
-          <w:lang w:val="en-US"/>
-        </w:rPr>
-        <w:t>’</w:t>
-      </w:r>
-      <w:r>
-        <w:rPr>
-          <w:rFonts w:ascii="Calibri" w:hAnsi="Calibri" w:cs="Calibri"/>
-          <w:lang w:val="en-US"/>
-        </w:rPr>
-        <w:t xml:space="preserve"> </w:t>
-      </w:r>
-      <w:r>
-        <w:rPr>
-          <w:rFonts w:ascii="Calibri" w:hAnsi="Calibri" w:cs="Calibri"/>
-          <w:lang w:val="en-US"/>
-        </w:rPr>
         <w:t>does</w:t>
       </w:r>
       <w:r>
@@ -5094,7 +4568,7 @@
       </w:r>
     </w:p>
     <w:sectPr>
-      <w:footerReference w:type="default" r:id="rId10"/>
+      <w:footerReference w:type="default" r:id="rId11"/>
       <w:pgSz w:w="11906" w:h="16838"/>
       <w:pgMar w:top="1417" w:right="1417" w:bottom="1417" w:left="1417" w:header="708" w:footer="708" w:gutter="0"/>
       <w:cols w:space="708"/>

--- a/Manuels/Manuel_Epoching_module.docx
+++ b/Manuels/Manuel_Epoching_module.docx
@@ -10,6 +10,7 @@
           <w:lang w:val="en-US"/>
         </w:rPr>
       </w:pPr>
+      <w:proofErr w:type="spellStart"/>
       <w:r>
         <w:rPr>
           <w:rFonts w:ascii="Calibri" w:hAnsi="Calibri" w:cs="Calibri"/>
@@ -19,6 +20,7 @@
         </w:rPr>
         <w:t>EEGpal</w:t>
       </w:r>
+      <w:proofErr w:type="spellEnd"/>
       <w:r>
         <w:rPr>
           <w:rFonts w:ascii="Calibri" w:hAnsi="Calibri" w:cs="Calibri"/>
@@ -26,6 +28,7 @@
         </w:rPr>
         <w:t xml:space="preserve">: </w:t>
       </w:r>
+      <w:proofErr w:type="spellStart"/>
       <w:r>
         <w:rPr>
           <w:rFonts w:ascii="Calibri" w:hAnsi="Calibri" w:cs="Calibri"/>
@@ -35,6 +38,7 @@
         </w:rPr>
         <w:t>Epoching</w:t>
       </w:r>
+      <w:proofErr w:type="spellEnd"/>
       <w:r>
         <w:rPr>
           <w:rFonts w:ascii="Calibri" w:hAnsi="Calibri" w:cs="Calibri"/>
@@ -85,7 +89,7 @@
           <w:rFonts w:ascii="Calibri" w:hAnsi="Calibri" w:cs="Calibri"/>
           <w:lang w:val="en-US"/>
         </w:rPr>
-        <w:t>3</w:t>
+        <w:t>4</w:t>
       </w:r>
       <w:r>
         <w:rPr>
@@ -99,7 +103,14 @@
           <w:rFonts w:ascii="Calibri" w:hAnsi="Calibri" w:cs="Calibri"/>
           <w:lang w:val="en-US"/>
         </w:rPr>
-        <w:t>21</w:t>
+        <w:t>2</w:t>
+      </w:r>
+      <w:r>
+        <w:rPr>
+          <w:rFonts w:ascii="Calibri" w:hAnsi="Calibri" w:cs="Calibri"/>
+          <w:lang w:val="en-US"/>
+        </w:rPr>
+        <w:t>4</w:t>
       </w:r>
       <w:r>
         <w:rPr>
@@ -113,7 +124,14 @@
           <w:rFonts w:ascii="Calibri" w:hAnsi="Calibri" w:cs="Calibri"/>
           <w:lang w:val="en-US"/>
         </w:rPr>
-        <w:t>04</w:t>
+        <w:t>0</w:t>
+      </w:r>
+      <w:r>
+        <w:rPr>
+          <w:rFonts w:ascii="Calibri" w:hAnsi="Calibri" w:cs="Calibri"/>
+          <w:lang w:val="en-US"/>
+        </w:rPr>
+        <w:t>5</w:t>
       </w:r>
       <w:r>
         <w:rPr>
@@ -183,7 +201,39 @@
           <w:lang w:val="en-US"/>
         </w:rPr>
         <w:br/>
-        <w:t>[tf] = Time Frame (It corresponds to one sampling point the EEG files. This is the smallest unit of time. Its duration depends on the sampling frequency. For example, if the sampling frequency is 2048 Hz, then 1 TF=1/2048= 0.000488s = 0.488 ms.)</w:t>
+        <w:t>[</w:t>
+      </w:r>
+      <w:proofErr w:type="spellStart"/>
+      <w:r>
+        <w:rPr>
+          <w:rFonts w:ascii="Calibri" w:hAnsi="Calibri" w:cs="Calibri"/>
+          <w:lang w:val="en-US"/>
+        </w:rPr>
+        <w:t>tf</w:t>
+      </w:r>
+      <w:proofErr w:type="spellEnd"/>
+      <w:r>
+        <w:rPr>
+          <w:rFonts w:ascii="Calibri" w:hAnsi="Calibri" w:cs="Calibri"/>
+          <w:lang w:val="en-US"/>
+        </w:rPr>
+        <w:t xml:space="preserve">] = Time Frame (It corresponds to one sampling point the EEG files. This is the smallest unit of time. Its duration depends on the sampling frequency. For example, if the sampling frequency is 2048 Hz, then 1 TF=1/2048= 0.000488s = 0.488 </w:t>
+      </w:r>
+      <w:proofErr w:type="spellStart"/>
+      <w:r>
+        <w:rPr>
+          <w:rFonts w:ascii="Calibri" w:hAnsi="Calibri" w:cs="Calibri"/>
+          <w:lang w:val="en-US"/>
+        </w:rPr>
+        <w:t>ms.</w:t>
+      </w:r>
+      <w:proofErr w:type="spellEnd"/>
+      <w:r>
+        <w:rPr>
+          <w:rFonts w:ascii="Calibri" w:hAnsi="Calibri" w:cs="Calibri"/>
+          <w:lang w:val="en-US"/>
+        </w:rPr>
+        <w:t>)</w:t>
       </w:r>
       <w:r>
         <w:rPr>
@@ -191,7 +241,23 @@
           <w:lang w:val="en-US"/>
         </w:rPr>
         <w:br/>
-        <w:t>[ms] = duration in milliseconds</w:t>
+        <w:t>[</w:t>
+      </w:r>
+      <w:proofErr w:type="spellStart"/>
+      <w:r>
+        <w:rPr>
+          <w:rFonts w:ascii="Calibri" w:hAnsi="Calibri" w:cs="Calibri"/>
+          <w:lang w:val="en-US"/>
+        </w:rPr>
+        <w:t>ms</w:t>
+      </w:r>
+      <w:proofErr w:type="spellEnd"/>
+      <w:r>
+        <w:rPr>
+          <w:rFonts w:ascii="Calibri" w:hAnsi="Calibri" w:cs="Calibri"/>
+          <w:lang w:val="en-US"/>
+        </w:rPr>
+        <w:t>] = duration in milliseconds</w:t>
       </w:r>
     </w:p>
     <w:p>
@@ -215,6 +281,7 @@
         </w:rPr>
         <w:t>'</w:t>
       </w:r>
+      <w:proofErr w:type="spellStart"/>
       <w:r>
         <w:rPr>
           <w:rFonts w:ascii="Calibri" w:hAnsi="Calibri" w:cs="Calibri"/>
@@ -222,6 +289,7 @@
         </w:rPr>
         <w:t>Epoching</w:t>
       </w:r>
+      <w:proofErr w:type="spellEnd"/>
       <w:r>
         <w:rPr>
           <w:rFonts w:ascii="Calibri" w:hAnsi="Calibri" w:cs="Calibri"/>
@@ -331,7 +399,23 @@
           <w:rFonts w:ascii="Calibri" w:hAnsi="Calibri" w:cs="Calibri"/>
           <w:lang w:val="en-US"/>
         </w:rPr>
-        <w:t xml:space="preserve">Finally, the module enables you to calculate the average of all clean epochs in order to create an event-related file (ERP), which is the most common type of EEG analysis. However, it also enables you to save all clean epochs (segments of your input signal) into a single file, which is typically employed for frequency analysis. </w:t>
+        <w:t xml:space="preserve">Finally, the module enables you to calculate the average of all clean epochs </w:t>
+      </w:r>
+      <w:proofErr w:type="gramStart"/>
+      <w:r>
+        <w:rPr>
+          <w:rFonts w:ascii="Calibri" w:hAnsi="Calibri" w:cs="Calibri"/>
+          <w:lang w:val="en-US"/>
+        </w:rPr>
+        <w:t>in order to</w:t>
+      </w:r>
+      <w:proofErr w:type="gramEnd"/>
+      <w:r>
+        <w:rPr>
+          <w:rFonts w:ascii="Calibri" w:hAnsi="Calibri" w:cs="Calibri"/>
+          <w:lang w:val="en-US"/>
+        </w:rPr>
+        <w:t xml:space="preserve"> create an event-related file (ERP), which is the most common type of EEG analysis. However, it also enables you to save all clean epochs (segments of your input signal) into a single file, which is typically employed for frequency analysis. </w:t>
       </w:r>
     </w:p>
     <w:p>
@@ -421,7 +505,39 @@
           <w:rFonts w:ascii="Calibri" w:hAnsi="Calibri" w:cs="Calibri"/>
           <w:lang w:val="en-US"/>
         </w:rPr>
-        <w:t xml:space="preserve">In EEGPal, we distinguish between triggers (tags within the EEG file) and markers (tags recorded in a separate .mrk file). You can choose to work with either triggers (button </w:t>
+        <w:t xml:space="preserve">In </w:t>
+      </w:r>
+      <w:proofErr w:type="spellStart"/>
+      <w:r>
+        <w:rPr>
+          <w:rFonts w:ascii="Calibri" w:hAnsi="Calibri" w:cs="Calibri"/>
+          <w:lang w:val="en-US"/>
+        </w:rPr>
+        <w:t>EEGPal</w:t>
+      </w:r>
+      <w:proofErr w:type="spellEnd"/>
+      <w:r>
+        <w:rPr>
+          <w:rFonts w:ascii="Calibri" w:hAnsi="Calibri" w:cs="Calibri"/>
+          <w:lang w:val="en-US"/>
+        </w:rPr>
+        <w:t>, we distinguish between triggers (tags within the EEG file) and markers (tags recorded in a separate .</w:t>
+      </w:r>
+      <w:proofErr w:type="spellStart"/>
+      <w:r>
+        <w:rPr>
+          <w:rFonts w:ascii="Calibri" w:hAnsi="Calibri" w:cs="Calibri"/>
+          <w:lang w:val="en-US"/>
+        </w:rPr>
+        <w:t>mrk</w:t>
+      </w:r>
+      <w:proofErr w:type="spellEnd"/>
+      <w:r>
+        <w:rPr>
+          <w:rFonts w:ascii="Calibri" w:hAnsi="Calibri" w:cs="Calibri"/>
+          <w:lang w:val="en-US"/>
+        </w:rPr>
+        <w:t xml:space="preserve"> file). You can choose to work with either triggers (button </w:t>
       </w:r>
       <w:r>
         <w:rPr>
@@ -439,21 +555,75 @@
         </w:rPr>
         <w:t xml:space="preserve">), markers (button </w:t>
       </w:r>
-      <w:r>
-        <w:rPr>
-          <w:rFonts w:ascii="Calibri" w:hAnsi="Calibri" w:cs="Calibri"/>
-          <w:i/>
-          <w:iCs/>
-          <w:lang w:val="en-US"/>
-        </w:rPr>
-        <w:t>‘.mrk’</w:t>
-      </w:r>
-      <w:r>
-        <w:rPr>
-          <w:rFonts w:ascii="Calibri" w:hAnsi="Calibri" w:cs="Calibri"/>
-          <w:lang w:val="en-US"/>
-        </w:rPr>
-        <w:t>), or both. EEGPal will list all of these tags</w:t>
+      <w:proofErr w:type="gramStart"/>
+      <w:r>
+        <w:rPr>
+          <w:rFonts w:ascii="Calibri" w:hAnsi="Calibri" w:cs="Calibri"/>
+          <w:i/>
+          <w:iCs/>
+          <w:lang w:val="en-US"/>
+        </w:rPr>
+        <w:t>‘.</w:t>
+      </w:r>
+      <w:proofErr w:type="spellStart"/>
+      <w:r>
+        <w:rPr>
+          <w:rFonts w:ascii="Calibri" w:hAnsi="Calibri" w:cs="Calibri"/>
+          <w:i/>
+          <w:iCs/>
+          <w:lang w:val="en-US"/>
+        </w:rPr>
+        <w:t>mrk</w:t>
+      </w:r>
+      <w:proofErr w:type="spellEnd"/>
+      <w:proofErr w:type="gramEnd"/>
+      <w:r>
+        <w:rPr>
+          <w:rFonts w:ascii="Calibri" w:hAnsi="Calibri" w:cs="Calibri"/>
+          <w:i/>
+          <w:iCs/>
+          <w:lang w:val="en-US"/>
+        </w:rPr>
+        <w:t>’</w:t>
+      </w:r>
+      <w:r>
+        <w:rPr>
+          <w:rFonts w:ascii="Calibri" w:hAnsi="Calibri" w:cs="Calibri"/>
+          <w:lang w:val="en-US"/>
+        </w:rPr>
+        <w:t xml:space="preserve">), or both. </w:t>
+      </w:r>
+      <w:proofErr w:type="spellStart"/>
+      <w:r>
+        <w:rPr>
+          <w:rFonts w:ascii="Calibri" w:hAnsi="Calibri" w:cs="Calibri"/>
+          <w:lang w:val="en-US"/>
+        </w:rPr>
+        <w:t>EEGPal</w:t>
+      </w:r>
+      <w:proofErr w:type="spellEnd"/>
+      <w:r>
+        <w:rPr>
+          <w:rFonts w:ascii="Calibri" w:hAnsi="Calibri" w:cs="Calibri"/>
+          <w:lang w:val="en-US"/>
+        </w:rPr>
+        <w:t xml:space="preserve"> will list </w:t>
+      </w:r>
+      <w:proofErr w:type="gramStart"/>
+      <w:r>
+        <w:rPr>
+          <w:rFonts w:ascii="Calibri" w:hAnsi="Calibri" w:cs="Calibri"/>
+          <w:lang w:val="en-US"/>
+        </w:rPr>
+        <w:t>all of</w:t>
+      </w:r>
+      <w:proofErr w:type="gramEnd"/>
+      <w:r>
+        <w:rPr>
+          <w:rFonts w:ascii="Calibri" w:hAnsi="Calibri" w:cs="Calibri"/>
+          <w:lang w:val="en-US"/>
+        </w:rPr>
+        <w:t xml:space="preserve"> these tags</w:t>
       </w:r>
       <w:r>
         <w:rPr>
@@ -476,7 +646,17 @@
           <w:iCs/>
           <w:lang w:val="en-US"/>
         </w:rPr>
-        <w:t>Events found in input files</w:t>
+        <w:t xml:space="preserve">Events found in input </w:t>
+      </w:r>
+      <w:proofErr w:type="gramStart"/>
+      <w:r>
+        <w:rPr>
+          <w:rFonts w:ascii="Calibri" w:hAnsi="Calibri" w:cs="Calibri"/>
+          <w:i/>
+          <w:iCs/>
+          <w:lang w:val="en-US"/>
+        </w:rPr>
+        <w:t>files</w:t>
       </w:r>
       <w:r>
         <w:rPr>
@@ -487,6 +667,7 @@
         </w:rPr>
         <w:t>’</w:t>
       </w:r>
+      <w:proofErr w:type="gramEnd"/>
       <w:r>
         <w:rPr>
           <w:rFonts w:ascii="Calibri" w:hAnsi="Calibri" w:cs="Calibri"/>
@@ -512,7 +693,55 @@
           <w:rFonts w:ascii="Calibri" w:hAnsi="Calibri" w:cs="Calibri"/>
           <w:lang w:val="en-US"/>
         </w:rPr>
-        <w:t>If you wish, you have the option of adjusting the position of the event (e.g. to account for a systematic timing error between the events and the stimulation due to technical reasons such as display delays measured with a photodiode sensor). You can specify either a negative delay to move the event backwards or a positive delay to move it forwards. Enter the delay in either milliseconds or [tf].</w:t>
+        <w:t xml:space="preserve">If you wish, you have the option of adjusting the position of the event (e.g. to account for a systematic timing error between the events and the stimulation due to technical reasons such as display delays measured with a photodiode sensor). You can specify either a negative delay </w:t>
+      </w:r>
+      <w:proofErr w:type="gramStart"/>
+      <w:r>
+        <w:rPr>
+          <w:rFonts w:ascii="Calibri" w:hAnsi="Calibri" w:cs="Calibri"/>
+          <w:lang w:val="en-US"/>
+        </w:rPr>
+        <w:t>to move</w:t>
+      </w:r>
+      <w:proofErr w:type="gramEnd"/>
+      <w:r>
+        <w:rPr>
+          <w:rFonts w:ascii="Calibri" w:hAnsi="Calibri" w:cs="Calibri"/>
+          <w:lang w:val="en-US"/>
+        </w:rPr>
+        <w:t xml:space="preserve"> the event backwards or a positive delay </w:t>
+      </w:r>
+      <w:proofErr w:type="gramStart"/>
+      <w:r>
+        <w:rPr>
+          <w:rFonts w:ascii="Calibri" w:hAnsi="Calibri" w:cs="Calibri"/>
+          <w:lang w:val="en-US"/>
+        </w:rPr>
+        <w:t>to move</w:t>
+      </w:r>
+      <w:proofErr w:type="gramEnd"/>
+      <w:r>
+        <w:rPr>
+          <w:rFonts w:ascii="Calibri" w:hAnsi="Calibri" w:cs="Calibri"/>
+          <w:lang w:val="en-US"/>
+        </w:rPr>
+        <w:t xml:space="preserve"> it forwards. Enter the delay in either milliseconds or [</w:t>
+      </w:r>
+      <w:proofErr w:type="spellStart"/>
+      <w:r>
+        <w:rPr>
+          <w:rFonts w:ascii="Calibri" w:hAnsi="Calibri" w:cs="Calibri"/>
+          <w:lang w:val="en-US"/>
+        </w:rPr>
+        <w:t>tf</w:t>
+      </w:r>
+      <w:proofErr w:type="spellEnd"/>
+      <w:r>
+        <w:rPr>
+          <w:rFonts w:ascii="Calibri" w:hAnsi="Calibri" w:cs="Calibri"/>
+          <w:lang w:val="en-US"/>
+        </w:rPr>
+        <w:t>].</w:t>
       </w:r>
     </w:p>
     <w:p>
@@ -571,6 +800,171 @@
         </w:rPr>
         <w:t>.</w:t>
       </w:r>
+      <w:r>
+        <w:rPr>
+          <w:rFonts w:ascii="Calibri" w:hAnsi="Calibri" w:cs="Calibri"/>
+          <w:lang w:val="en-US"/>
+        </w:rPr>
+        <w:t xml:space="preserve"> There </w:t>
+      </w:r>
+      <w:proofErr w:type="gramStart"/>
+      <w:r>
+        <w:rPr>
+          <w:rFonts w:ascii="Calibri" w:hAnsi="Calibri" w:cs="Calibri"/>
+          <w:lang w:val="en-US"/>
+        </w:rPr>
+        <w:t>is</w:t>
+      </w:r>
+      <w:proofErr w:type="gramEnd"/>
+      <w:r>
+        <w:rPr>
+          <w:rFonts w:ascii="Calibri" w:hAnsi="Calibri" w:cs="Calibri"/>
+          <w:lang w:val="en-US"/>
+        </w:rPr>
+        <w:t xml:space="preserve"> two special </w:t>
+      </w:r>
+      <w:proofErr w:type="gramStart"/>
+      <w:r>
+        <w:rPr>
+          <w:rFonts w:ascii="Calibri" w:hAnsi="Calibri" w:cs="Calibri"/>
+          <w:lang w:val="en-US"/>
+        </w:rPr>
+        <w:t>case</w:t>
+      </w:r>
+      <w:proofErr w:type="gramEnd"/>
+      <w:r>
+        <w:rPr>
+          <w:rFonts w:ascii="Calibri" w:hAnsi="Calibri" w:cs="Calibri"/>
+          <w:lang w:val="en-US"/>
+        </w:rPr>
+        <w:t xml:space="preserve"> available: </w:t>
+      </w:r>
+    </w:p>
+    <w:p>
+      <w:pPr>
+        <w:pStyle w:val="ListParagraph"/>
+        <w:numPr>
+          <w:ilvl w:val="1"/>
+          <w:numId w:val="4"/>
+        </w:numPr>
+        <w:rPr>
+          <w:rFonts w:ascii="Calibri" w:hAnsi="Calibri" w:cs="Calibri"/>
+          <w:lang w:val="en-US"/>
+        </w:rPr>
+      </w:pPr>
+      <w:r>
+        <w:rPr>
+          <w:rFonts w:ascii="Calibri" w:hAnsi="Calibri" w:cs="Calibri"/>
+          <w:lang w:val="en-US"/>
+        </w:rPr>
+        <w:t xml:space="preserve">* = use </w:t>
+      </w:r>
+      <w:proofErr w:type="gramStart"/>
+      <w:r>
+        <w:rPr>
+          <w:rFonts w:ascii="Calibri" w:hAnsi="Calibri" w:cs="Calibri"/>
+          <w:lang w:val="en-US"/>
+        </w:rPr>
+        <w:t>on</w:t>
+      </w:r>
+      <w:proofErr w:type="gramEnd"/>
+      <w:r>
+        <w:rPr>
+          <w:rFonts w:ascii="Calibri" w:hAnsi="Calibri" w:cs="Calibri"/>
+          <w:lang w:val="en-US"/>
+        </w:rPr>
+        <w:t xml:space="preserve"> </w:t>
+      </w:r>
+      <w:r>
+        <w:rPr>
+          <w:rFonts w:ascii="Calibri" w:hAnsi="Calibri" w:cs="Calibri"/>
+          <w:lang w:val="en-US"/>
+        </w:rPr>
+        <w:t>asterisk</w:t>
+      </w:r>
+      <w:r>
+        <w:rPr>
+          <w:rFonts w:ascii="Calibri" w:hAnsi="Calibri" w:cs="Calibri"/>
+          <w:lang w:val="en-US"/>
+        </w:rPr>
+        <w:t xml:space="preserve"> to concatenate all the triggers </w:t>
+      </w:r>
+    </w:p>
+    <w:p>
+      <w:pPr>
+        <w:pStyle w:val="ListParagraph"/>
+        <w:numPr>
+          <w:ilvl w:val="1"/>
+          <w:numId w:val="4"/>
+        </w:numPr>
+        <w:rPr>
+          <w:rFonts w:ascii="Calibri" w:hAnsi="Calibri" w:cs="Calibri"/>
+          <w:lang w:val="en-US"/>
+        </w:rPr>
+      </w:pPr>
+      <w:r>
+        <w:rPr>
+          <w:rFonts w:ascii="Calibri" w:hAnsi="Calibri" w:cs="Calibri"/>
+          <w:lang w:val="en-US"/>
+        </w:rPr>
+        <w:t xml:space="preserve">[x y z] = you can put several </w:t>
+      </w:r>
+      <w:proofErr w:type="gramStart"/>
+      <w:r>
+        <w:rPr>
+          <w:rFonts w:ascii="Calibri" w:hAnsi="Calibri" w:cs="Calibri"/>
+          <w:lang w:val="en-US"/>
+        </w:rPr>
+        <w:t>event</w:t>
+      </w:r>
+      <w:proofErr w:type="gramEnd"/>
+      <w:r>
+        <w:rPr>
+          <w:rFonts w:ascii="Calibri" w:hAnsi="Calibri" w:cs="Calibri"/>
+          <w:lang w:val="en-US"/>
+        </w:rPr>
+        <w:t xml:space="preserve"> in </w:t>
+      </w:r>
+      <w:proofErr w:type="gramStart"/>
+      <w:r>
+        <w:rPr>
+          <w:rFonts w:ascii="Calibri" w:hAnsi="Calibri" w:cs="Calibri"/>
+          <w:lang w:val="en-US"/>
+        </w:rPr>
+        <w:t>bracket</w:t>
+      </w:r>
+      <w:proofErr w:type="gramEnd"/>
+      <w:r>
+        <w:rPr>
+          <w:rFonts w:ascii="Calibri" w:hAnsi="Calibri" w:cs="Calibri"/>
+          <w:lang w:val="en-US"/>
+        </w:rPr>
+        <w:t xml:space="preserve"> to concatenate them. For </w:t>
+      </w:r>
+      <w:proofErr w:type="gramStart"/>
+      <w:r>
+        <w:rPr>
+          <w:rFonts w:ascii="Calibri" w:hAnsi="Calibri" w:cs="Calibri"/>
+          <w:lang w:val="en-US"/>
+        </w:rPr>
+        <w:t>example</w:t>
+      </w:r>
+      <w:proofErr w:type="gramEnd"/>
+      <w:r>
+        <w:rPr>
+          <w:rFonts w:ascii="Calibri" w:hAnsi="Calibri" w:cs="Calibri"/>
+          <w:lang w:val="en-US"/>
+        </w:rPr>
+        <w:t xml:space="preserve"> </w:t>
+      </w:r>
+      <w:r>
+        <w:rPr>
+          <w:rFonts w:ascii="Calibri" w:hAnsi="Calibri" w:cs="Calibri"/>
+          <w:lang w:val="en-US"/>
+        </w:rPr>
+        <w:br/>
+        <w:t>[106 107] will concatenate the events 106 and 107 together.</w:t>
+      </w:r>
     </w:p>
     <w:p>
       <w:pPr>
@@ -589,7 +983,71 @@
           <w:rFonts w:ascii="Calibri" w:hAnsi="Calibri" w:cs="Calibri"/>
           <w:lang w:val="en-US"/>
         </w:rPr>
-        <w:t xml:space="preserve">Specify the duration of the epoch. Note that this time is relative to the event. If you want to include a period before the event, enter a negative value for the onset. In this example, the epoch will last 100 ms before and 500 ms after the event. The onset and offset can be entered in either milliseconds [ms] or time frame [tf]. </w:t>
+        <w:t xml:space="preserve">Specify the duration of the epoch. Note that this time is relative to the event. If you want to include a period before the event, enter a negative value for the onset. In this example, the epoch will last 100 </w:t>
+      </w:r>
+      <w:proofErr w:type="spellStart"/>
+      <w:r>
+        <w:rPr>
+          <w:rFonts w:ascii="Calibri" w:hAnsi="Calibri" w:cs="Calibri"/>
+          <w:lang w:val="en-US"/>
+        </w:rPr>
+        <w:t>ms</w:t>
+      </w:r>
+      <w:proofErr w:type="spellEnd"/>
+      <w:r>
+        <w:rPr>
+          <w:rFonts w:ascii="Calibri" w:hAnsi="Calibri" w:cs="Calibri"/>
+          <w:lang w:val="en-US"/>
+        </w:rPr>
+        <w:t xml:space="preserve"> before and 500 </w:t>
+      </w:r>
+      <w:proofErr w:type="spellStart"/>
+      <w:r>
+        <w:rPr>
+          <w:rFonts w:ascii="Calibri" w:hAnsi="Calibri" w:cs="Calibri"/>
+          <w:lang w:val="en-US"/>
+        </w:rPr>
+        <w:t>ms</w:t>
+      </w:r>
+      <w:proofErr w:type="spellEnd"/>
+      <w:r>
+        <w:rPr>
+          <w:rFonts w:ascii="Calibri" w:hAnsi="Calibri" w:cs="Calibri"/>
+          <w:lang w:val="en-US"/>
+        </w:rPr>
+        <w:t xml:space="preserve"> after the event. The onset and offset can be entered in either milliseconds [</w:t>
+      </w:r>
+      <w:proofErr w:type="spellStart"/>
+      <w:r>
+        <w:rPr>
+          <w:rFonts w:ascii="Calibri" w:hAnsi="Calibri" w:cs="Calibri"/>
+          <w:lang w:val="en-US"/>
+        </w:rPr>
+        <w:t>ms</w:t>
+      </w:r>
+      <w:proofErr w:type="spellEnd"/>
+      <w:r>
+        <w:rPr>
+          <w:rFonts w:ascii="Calibri" w:hAnsi="Calibri" w:cs="Calibri"/>
+          <w:lang w:val="en-US"/>
+        </w:rPr>
+        <w:t>] or time frame [</w:t>
+      </w:r>
+      <w:proofErr w:type="spellStart"/>
+      <w:r>
+        <w:rPr>
+          <w:rFonts w:ascii="Calibri" w:hAnsi="Calibri" w:cs="Calibri"/>
+          <w:lang w:val="en-US"/>
+        </w:rPr>
+        <w:t>tf</w:t>
+      </w:r>
+      <w:proofErr w:type="spellEnd"/>
+      <w:r>
+        <w:rPr>
+          <w:rFonts w:ascii="Calibri" w:hAnsi="Calibri" w:cs="Calibri"/>
+          <w:lang w:val="en-US"/>
+        </w:rPr>
+        <w:t xml:space="preserve">]. </w:t>
       </w:r>
       <w:r>
         <w:rPr>
@@ -605,6 +1063,7 @@
         </w:rPr>
         <w:t>‘</w:t>
       </w:r>
+      <w:proofErr w:type="spellStart"/>
       <w:r>
         <w:rPr>
           <w:rFonts w:ascii="Calibri" w:hAnsi="Calibri" w:cs="Calibri"/>
@@ -614,6 +1073,7 @@
         </w:rPr>
         <w:t>EoF</w:t>
       </w:r>
+      <w:proofErr w:type="spellEnd"/>
       <w:r>
         <w:rPr>
           <w:rFonts w:ascii="Calibri" w:hAnsi="Calibri" w:cs="Calibri"/>
@@ -662,6 +1122,7 @@
           <w:rFonts w:ascii="Calibri" w:hAnsi="Calibri" w:cs="Calibri"/>
           <w:lang w:val="en-US"/>
         </w:rPr>
+        <w:lastRenderedPageBreak/>
         <w:t xml:space="preserve">The </w:t>
       </w:r>
       <w:r>
@@ -731,7 +1192,6 @@
           <w:rFonts w:ascii="Calibri" w:hAnsi="Calibri" w:cs="Calibri"/>
           <w:lang w:val="en-US"/>
         </w:rPr>
-        <w:lastRenderedPageBreak/>
         <w:t xml:space="preserve">Note: The field Number of </w:t>
       </w:r>
       <w:r>
@@ -819,6 +1279,7 @@
         </w:rPr>
         <w:t>‘</w:t>
       </w:r>
+      <w:proofErr w:type="spellStart"/>
       <w:r>
         <w:rPr>
           <w:rFonts w:ascii="Calibri" w:hAnsi="Calibri" w:cs="Calibri"/>
@@ -826,6 +1287,7 @@
         </w:rPr>
         <w:t>EoF</w:t>
       </w:r>
+      <w:proofErr w:type="spellEnd"/>
       <w:r>
         <w:rPr>
           <w:rFonts w:ascii="Calibri" w:hAnsi="Calibri" w:cs="Calibri"/>
@@ -1127,7 +1589,23 @@
           <w:rFonts w:ascii="Calibri" w:hAnsi="Calibri" w:cs="Calibri"/>
           <w:lang w:val="en-US"/>
         </w:rPr>
-        <w:t xml:space="preserve"> the main EEGpal windows.   </w:t>
+        <w:t xml:space="preserve"> the main </w:t>
+      </w:r>
+      <w:proofErr w:type="spellStart"/>
+      <w:r>
+        <w:rPr>
+          <w:rFonts w:ascii="Calibri" w:hAnsi="Calibri" w:cs="Calibri"/>
+          <w:lang w:val="en-US"/>
+        </w:rPr>
+        <w:t>EEGpal</w:t>
+      </w:r>
+      <w:proofErr w:type="spellEnd"/>
+      <w:r>
+        <w:rPr>
+          <w:rFonts w:ascii="Calibri" w:hAnsi="Calibri" w:cs="Calibri"/>
+          <w:lang w:val="en-US"/>
+        </w:rPr>
+        <w:t xml:space="preserve"> windows.   </w:t>
       </w:r>
     </w:p>
     <w:p>
@@ -1178,7 +1656,17 @@
           <w:iCs/>
           <w:lang w:val="en-US"/>
         </w:rPr>
-        <w:t>One file per epoch</w:t>
+        <w:t xml:space="preserve">One file per </w:t>
+      </w:r>
+      <w:proofErr w:type="gramStart"/>
+      <w:r>
+        <w:rPr>
+          <w:rFonts w:ascii="Calibri" w:hAnsi="Calibri" w:cs="Calibri"/>
+          <w:i/>
+          <w:iCs/>
+          <w:lang w:val="en-US"/>
+        </w:rPr>
+        <w:t>epoch</w:t>
       </w:r>
       <w:r>
         <w:rPr>
@@ -1194,7 +1682,15 @@
           <w:rFonts w:ascii="Calibri" w:hAnsi="Calibri" w:cs="Calibri"/>
           <w:lang w:val="en-US"/>
         </w:rPr>
-        <w:t xml:space="preserve">: </w:t>
+        <w:t>:</w:t>
+      </w:r>
+      <w:proofErr w:type="gramEnd"/>
+      <w:r>
+        <w:rPr>
+          <w:rFonts w:ascii="Calibri" w:hAnsi="Calibri" w:cs="Calibri"/>
+          <w:lang w:val="en-US"/>
+        </w:rPr>
+        <w:t xml:space="preserve"> </w:t>
       </w:r>
       <w:r>
         <w:rPr>
@@ -1277,14 +1773,25 @@
           <w:lang w:val="en-US"/>
         </w:rPr>
       </w:pPr>
-      <w:r>
-        <w:rPr>
-          <w:rFonts w:ascii="Calibri" w:hAnsi="Calibri" w:cs="Calibri"/>
-          <w:i/>
-          <w:iCs/>
-          <w:lang w:val="en-US"/>
-        </w:rPr>
-        <w:t>Concatenare according to subject</w:t>
+      <w:proofErr w:type="spellStart"/>
+      <w:r>
+        <w:rPr>
+          <w:rFonts w:ascii="Calibri" w:hAnsi="Calibri" w:cs="Calibri"/>
+          <w:i/>
+          <w:iCs/>
+          <w:lang w:val="en-US"/>
+        </w:rPr>
+        <w:t>Concatenare</w:t>
+      </w:r>
+      <w:proofErr w:type="spellEnd"/>
+      <w:r>
+        <w:rPr>
+          <w:rFonts w:ascii="Calibri" w:hAnsi="Calibri" w:cs="Calibri"/>
+          <w:i/>
+          <w:iCs/>
+          <w:lang w:val="en-US"/>
+        </w:rPr>
+        <w:t xml:space="preserve"> according to subject</w:t>
       </w:r>
       <w:r>
         <w:rPr>
@@ -1448,7 +1955,23 @@
           <w:rFonts w:ascii="Calibri" w:hAnsi="Calibri" w:cs="Calibri"/>
           <w:lang w:val="en-US"/>
         </w:rPr>
-        <w:t>Define a maximum threshold amplitude. If this amplitude is reached by one or more electrodes during one or more [tf], the epoch will be discarded.</w:t>
+        <w:t>Define a maximum threshold amplitude. If this amplitude is reached by one or more electrodes during one or more [</w:t>
+      </w:r>
+      <w:proofErr w:type="spellStart"/>
+      <w:r>
+        <w:rPr>
+          <w:rFonts w:ascii="Calibri" w:hAnsi="Calibri" w:cs="Calibri"/>
+          <w:lang w:val="en-US"/>
+        </w:rPr>
+        <w:t>tf</w:t>
+      </w:r>
+      <w:proofErr w:type="spellEnd"/>
+      <w:r>
+        <w:rPr>
+          <w:rFonts w:ascii="Calibri" w:hAnsi="Calibri" w:cs="Calibri"/>
+          <w:lang w:val="en-US"/>
+        </w:rPr>
+        <w:t>], the epoch will be discarded.</w:t>
       </w:r>
     </w:p>
     <w:p>
@@ -1632,7 +2155,23 @@
           <w:rFonts w:ascii="Calibri" w:hAnsi="Calibri" w:cs="Calibri"/>
           <w:lang w:val="en-US"/>
         </w:rPr>
-        <w:t xml:space="preserve"> the main EEGpal windows. </w:t>
+        <w:t xml:space="preserve"> the main </w:t>
+      </w:r>
+      <w:proofErr w:type="spellStart"/>
+      <w:r>
+        <w:rPr>
+          <w:rFonts w:ascii="Calibri" w:hAnsi="Calibri" w:cs="Calibri"/>
+          <w:lang w:val="en-US"/>
+        </w:rPr>
+        <w:t>EEGpal</w:t>
+      </w:r>
+      <w:proofErr w:type="spellEnd"/>
+      <w:r>
+        <w:rPr>
+          <w:rFonts w:ascii="Calibri" w:hAnsi="Calibri" w:cs="Calibri"/>
+          <w:lang w:val="en-US"/>
+        </w:rPr>
+        <w:t xml:space="preserve"> windows. </w:t>
       </w:r>
       <w:r>
         <w:rPr>
@@ -1661,7 +2200,23 @@
           <w:rFonts w:ascii="Calibri" w:hAnsi="Calibri" w:cs="Calibri"/>
           <w:lang w:val="en-US"/>
         </w:rPr>
-        <w:t>The AR Evaluation tool is optional and allows you to test artefact rejection parameters without saving the EEG average or epoching files. Two Excel output files will be created</w:t>
+        <w:t xml:space="preserve">The AR Evaluation tool is optional and allows you to test artefact rejection parameters without saving the EEG average or </w:t>
+      </w:r>
+      <w:proofErr w:type="spellStart"/>
+      <w:r>
+        <w:rPr>
+          <w:rFonts w:ascii="Calibri" w:hAnsi="Calibri" w:cs="Calibri"/>
+          <w:lang w:val="en-US"/>
+        </w:rPr>
+        <w:t>epoching</w:t>
+      </w:r>
+      <w:proofErr w:type="spellEnd"/>
+      <w:r>
+        <w:rPr>
+          <w:rFonts w:ascii="Calibri" w:hAnsi="Calibri" w:cs="Calibri"/>
+          <w:lang w:val="en-US"/>
+        </w:rPr>
+        <w:t xml:space="preserve"> files. Two Excel output files will be created</w:t>
       </w:r>
       <w:r>
         <w:rPr>
@@ -1735,6 +2290,7 @@
           <w:lang w:val="en-US"/>
         </w:rPr>
       </w:pPr>
+      <w:proofErr w:type="gramStart"/>
       <w:r>
         <w:rPr>
           <w:rFonts w:ascii="Calibri" w:hAnsi="Calibri" w:cs="Calibri"/>
@@ -1749,14 +2305,30 @@
           <w:rFonts w:ascii="Calibri" w:hAnsi="Calibri" w:cs="Calibri"/>
           <w:lang w:val="en-US"/>
         </w:rPr>
-        <w:t xml:space="preserve">: </w:t>
-      </w:r>
-      <w:r>
-        <w:rPr>
-          <w:rFonts w:ascii="Calibri" w:hAnsi="Calibri" w:cs="Calibri"/>
-          <w:lang w:val="en-US"/>
-        </w:rPr>
-        <w:t>Provide the number of epochs that reach the artefact rejection threshold in each separate channel, expressed as a percentage of the total number of epochs.</w:t>
+        <w:t>:</w:t>
+      </w:r>
+      <w:proofErr w:type="gramEnd"/>
+      <w:r>
+        <w:rPr>
+          <w:rFonts w:ascii="Calibri" w:hAnsi="Calibri" w:cs="Calibri"/>
+          <w:lang w:val="en-US"/>
+        </w:rPr>
+        <w:t xml:space="preserve"> </w:t>
+      </w:r>
+      <w:r>
+        <w:rPr>
+          <w:rFonts w:ascii="Calibri" w:hAnsi="Calibri" w:cs="Calibri"/>
+          <w:lang w:val="en-US"/>
+        </w:rPr>
+        <w:t xml:space="preserve">Provide the number of epochs that reach the artefact rejection threshold in each separate channel, expressed as a percentage of the total </w:t>
+      </w:r>
+      <w:r>
+        <w:rPr>
+          <w:rFonts w:ascii="Calibri" w:hAnsi="Calibri" w:cs="Calibri"/>
+          <w:lang w:val="en-US"/>
+        </w:rPr>
+        <w:lastRenderedPageBreak/>
+        <w:t>number of epochs.</w:t>
       </w:r>
       <w:r>
         <w:rPr>
@@ -1800,9 +2372,19 @@
           <w:iCs/>
           <w:lang w:val="en-US"/>
         </w:rPr>
-        <w:lastRenderedPageBreak/>
-        <w:t xml:space="preserve"> SCALP_badamp</w:t>
-      </w:r>
+        <w:t xml:space="preserve"> </w:t>
+      </w:r>
+      <w:proofErr w:type="spellStart"/>
+      <w:r>
+        <w:rPr>
+          <w:rFonts w:ascii="Calibri" w:hAnsi="Calibri" w:cs="Calibri"/>
+          <w:i/>
+          <w:iCs/>
+          <w:lang w:val="en-US"/>
+        </w:rPr>
+        <w:t>SCALP_badamp</w:t>
+      </w:r>
+      <w:proofErr w:type="spellEnd"/>
       <w:r>
         <w:rPr>
           <w:rFonts w:ascii="Calibri" w:hAnsi="Calibri" w:cs="Calibri"/>
@@ -1839,6 +2421,7 @@
           <w:lang w:val="en-US"/>
         </w:rPr>
       </w:pPr>
+      <w:proofErr w:type="spellStart"/>
       <w:r>
         <w:rPr>
           <w:rFonts w:ascii="Calibri" w:hAnsi="Calibri" w:cs="Calibri"/>
@@ -1848,6 +2431,7 @@
         </w:rPr>
         <w:t>SCALP_badstep</w:t>
       </w:r>
+      <w:proofErr w:type="spellEnd"/>
       <w:r>
         <w:rPr>
           <w:rFonts w:ascii="Calibri" w:hAnsi="Calibri" w:cs="Calibri"/>
@@ -1884,6 +2468,7 @@
           <w:lang w:val="en-US"/>
         </w:rPr>
       </w:pPr>
+      <w:proofErr w:type="spellStart"/>
       <w:r>
         <w:rPr>
           <w:rFonts w:ascii="Calibri" w:hAnsi="Calibri" w:cs="Calibri"/>
@@ -1893,6 +2478,7 @@
         </w:rPr>
         <w:t>SCALP_badrange</w:t>
       </w:r>
+      <w:proofErr w:type="spellEnd"/>
       <w:r>
         <w:rPr>
           <w:rFonts w:ascii="Calibri" w:hAnsi="Calibri" w:cs="Calibri"/>
@@ -1929,6 +2515,7 @@
           <w:lang w:val="en-US"/>
         </w:rPr>
       </w:pPr>
+      <w:proofErr w:type="spellStart"/>
       <w:r>
         <w:rPr>
           <w:rFonts w:ascii="Calibri" w:hAnsi="Calibri" w:cs="Calibri"/>
@@ -1938,6 +2525,7 @@
         </w:rPr>
         <w:t>SCALP_badall</w:t>
       </w:r>
+      <w:proofErr w:type="spellEnd"/>
       <w:r>
         <w:rPr>
           <w:rFonts w:ascii="Calibri" w:hAnsi="Calibri" w:cs="Calibri"/>
@@ -2351,7 +2939,23 @@
           <w:rFonts w:ascii="Calibri" w:hAnsi="Calibri" w:cs="Calibri"/>
           <w:lang w:val="en-US"/>
         </w:rPr>
-        <w:t xml:space="preserve">for each participants and then average them (Grand Average) for </w:t>
+        <w:t xml:space="preserve">for each </w:t>
+      </w:r>
+      <w:proofErr w:type="gramStart"/>
+      <w:r>
+        <w:rPr>
+          <w:rFonts w:ascii="Calibri" w:hAnsi="Calibri" w:cs="Calibri"/>
+          <w:lang w:val="en-US"/>
+        </w:rPr>
+        <w:t>participants</w:t>
+      </w:r>
+      <w:proofErr w:type="gramEnd"/>
+      <w:r>
+        <w:rPr>
+          <w:rFonts w:ascii="Calibri" w:hAnsi="Calibri" w:cs="Calibri"/>
+          <w:lang w:val="en-US"/>
+        </w:rPr>
+        <w:t xml:space="preserve"> and then average them (Grand Average) for </w:t>
       </w:r>
       <w:r>
         <w:rPr>
@@ -2424,7 +3028,23 @@
           <w:rFonts w:ascii="Calibri" w:hAnsi="Calibri" w:cs="Calibri"/>
           <w:lang w:val="en-US"/>
         </w:rPr>
-        <w:t xml:space="preserve">for each participants and </w:t>
+        <w:t xml:space="preserve">for each </w:t>
+      </w:r>
+      <w:proofErr w:type="gramStart"/>
+      <w:r>
+        <w:rPr>
+          <w:rFonts w:ascii="Calibri" w:hAnsi="Calibri" w:cs="Calibri"/>
+          <w:lang w:val="en-US"/>
+        </w:rPr>
+        <w:t>participants</w:t>
+      </w:r>
+      <w:proofErr w:type="gramEnd"/>
+      <w:r>
+        <w:rPr>
+          <w:rFonts w:ascii="Calibri" w:hAnsi="Calibri" w:cs="Calibri"/>
+          <w:lang w:val="en-US"/>
+        </w:rPr>
+        <w:t xml:space="preserve"> and </w:t>
       </w:r>
       <w:r>
         <w:rPr>
@@ -2445,7 +3065,23 @@
           <w:rFonts w:ascii="Calibri" w:hAnsi="Calibri" w:cs="Calibri"/>
           <w:lang w:val="en-US"/>
         </w:rPr>
-        <w:t xml:space="preserve"> events specified in point </w:t>
+        <w:t xml:space="preserve"> </w:t>
+      </w:r>
+      <w:proofErr w:type="gramStart"/>
+      <w:r>
+        <w:rPr>
+          <w:rFonts w:ascii="Calibri" w:hAnsi="Calibri" w:cs="Calibri"/>
+          <w:lang w:val="en-US"/>
+        </w:rPr>
+        <w:t>events</w:t>
+      </w:r>
+      <w:proofErr w:type="gramEnd"/>
+      <w:r>
+        <w:rPr>
+          <w:rFonts w:ascii="Calibri" w:hAnsi="Calibri" w:cs="Calibri"/>
+          <w:lang w:val="en-US"/>
+        </w:rPr>
+        <w:t xml:space="preserve"> specified in point </w:t>
       </w:r>
       <w:r>
         <w:rPr>
@@ -2497,7 +3133,23 @@
           <w:rFonts w:ascii="Calibri" w:hAnsi="Calibri" w:cs="Calibri"/>
           <w:lang w:val="en-US"/>
         </w:rPr>
-        <w:t>This option allows you to calculate the standard deviation and/or standard error of the specified average (points a or b). The result will be saved in a new EEG file with the same name as the average, but with a specific suffix. This respects the naming convention adopted by Cartool. The results can be displayed around the EEG trace using the button:</w:t>
+        <w:t xml:space="preserve">This option allows you to calculate the standard deviation and/or standard error of the specified average (points a or b). The result will be saved in a new EEG file with the same name as the average, but with a specific suffix. This respects the naming convention adopted by </w:t>
+      </w:r>
+      <w:proofErr w:type="spellStart"/>
+      <w:r>
+        <w:rPr>
+          <w:rFonts w:ascii="Calibri" w:hAnsi="Calibri" w:cs="Calibri"/>
+          <w:lang w:val="en-US"/>
+        </w:rPr>
+        <w:t>Cartool</w:t>
+      </w:r>
+      <w:proofErr w:type="spellEnd"/>
+      <w:r>
+        <w:rPr>
+          <w:rFonts w:ascii="Calibri" w:hAnsi="Calibri" w:cs="Calibri"/>
+          <w:lang w:val="en-US"/>
+        </w:rPr>
+        <w:t>. The results can be displayed around the EEG trace using the button:</w:t>
       </w:r>
       <w:r>
         <w:rPr>
@@ -2560,14 +3212,39 @@
           <w:rFonts w:ascii="Calibri" w:hAnsi="Calibri" w:cs="Calibri"/>
           <w:lang w:val="en-US"/>
         </w:rPr>
-        <w:t>within Cartool</w:t>
-      </w:r>
-      <w:r>
-        <w:rPr>
-          <w:rFonts w:ascii="Calibri" w:hAnsi="Calibri" w:cs="Calibri"/>
-          <w:lang w:val="en-US"/>
-        </w:rPr>
-        <w:t xml:space="preserve">. If you want to do statistics on these values, I advise you to select the ‘.ep’ format as output which can be open in Excel. </w:t>
+        <w:t xml:space="preserve">within </w:t>
+      </w:r>
+      <w:proofErr w:type="spellStart"/>
+      <w:r>
+        <w:rPr>
+          <w:rFonts w:ascii="Calibri" w:hAnsi="Calibri" w:cs="Calibri"/>
+          <w:lang w:val="en-US"/>
+        </w:rPr>
+        <w:t>Cartool</w:t>
+      </w:r>
+      <w:proofErr w:type="spellEnd"/>
+      <w:r>
+        <w:rPr>
+          <w:rFonts w:ascii="Calibri" w:hAnsi="Calibri" w:cs="Calibri"/>
+          <w:lang w:val="en-US"/>
+        </w:rPr>
+        <w:t xml:space="preserve">. If you want to do statistics on these values, I advise you to select the </w:t>
+      </w:r>
+      <w:proofErr w:type="gramStart"/>
+      <w:r>
+        <w:rPr>
+          <w:rFonts w:ascii="Calibri" w:hAnsi="Calibri" w:cs="Calibri"/>
+          <w:lang w:val="en-US"/>
+        </w:rPr>
+        <w:t>‘.ep</w:t>
+      </w:r>
+      <w:proofErr w:type="gramEnd"/>
+      <w:r>
+        <w:rPr>
+          <w:rFonts w:ascii="Calibri" w:hAnsi="Calibri" w:cs="Calibri"/>
+          <w:lang w:val="en-US"/>
+        </w:rPr>
+        <w:t xml:space="preserve">’ format as output which can be open in Excel. </w:t>
       </w:r>
     </w:p>
     <w:p>
@@ -2747,7 +3424,39 @@
           <w:rFonts w:ascii="Calibri" w:hAnsi="Calibri" w:cs="Calibri"/>
           <w:lang w:val="en-US"/>
         </w:rPr>
-        <w:t xml:space="preserve">: Will contains outputs related to each epochs according the options specified in point </w:t>
+        <w:t xml:space="preserve">: Will contains outputs related to each </w:t>
+      </w:r>
+      <w:proofErr w:type="gramStart"/>
+      <w:r>
+        <w:rPr>
+          <w:rFonts w:ascii="Calibri" w:hAnsi="Calibri" w:cs="Calibri"/>
+          <w:lang w:val="en-US"/>
+        </w:rPr>
+        <w:t>epochs</w:t>
+      </w:r>
+      <w:proofErr w:type="gramEnd"/>
+      <w:r>
+        <w:rPr>
+          <w:rFonts w:ascii="Calibri" w:hAnsi="Calibri" w:cs="Calibri"/>
+          <w:lang w:val="en-US"/>
+        </w:rPr>
+        <w:t xml:space="preserve"> </w:t>
+      </w:r>
+      <w:proofErr w:type="gramStart"/>
+      <w:r>
+        <w:rPr>
+          <w:rFonts w:ascii="Calibri" w:hAnsi="Calibri" w:cs="Calibri"/>
+          <w:lang w:val="en-US"/>
+        </w:rPr>
+        <w:t>according</w:t>
+      </w:r>
+      <w:proofErr w:type="gramEnd"/>
+      <w:r>
+        <w:rPr>
+          <w:rFonts w:ascii="Calibri" w:hAnsi="Calibri" w:cs="Calibri"/>
+          <w:lang w:val="en-US"/>
+        </w:rPr>
+        <w:t xml:space="preserve"> the options specified in point </w:t>
       </w:r>
       <w:r>
         <w:rPr>
@@ -2801,6 +3510,7 @@
           <w:lang w:val="en-US"/>
         </w:rPr>
       </w:pPr>
+      <w:proofErr w:type="spellStart"/>
       <w:r>
         <w:rPr>
           <w:rFonts w:ascii="Calibri" w:hAnsi="Calibri" w:cs="Calibri"/>
@@ -2810,6 +3520,7 @@
         </w:rPr>
         <w:t>Avg_within</w:t>
       </w:r>
+      <w:proofErr w:type="spellEnd"/>
       <w:r>
         <w:rPr>
           <w:rFonts w:ascii="Calibri" w:hAnsi="Calibri" w:cs="Calibri"/>
@@ -2868,7 +3579,23 @@
           <w:rFonts w:ascii="Calibri" w:hAnsi="Calibri" w:cs="Calibri"/>
           <w:lang w:val="en-US"/>
         </w:rPr>
-        <w:t>If you specify a subject code in the main EEGpal window, the sub-folder will be named according to this code. Otherwise, it will be named 'file01', 'file02', and so on.</w:t>
+        <w:t xml:space="preserve">If you specify a subject code in the main </w:t>
+      </w:r>
+      <w:proofErr w:type="spellStart"/>
+      <w:r>
+        <w:rPr>
+          <w:rFonts w:ascii="Calibri" w:hAnsi="Calibri" w:cs="Calibri"/>
+          <w:lang w:val="en-US"/>
+        </w:rPr>
+        <w:t>EEGpal</w:t>
+      </w:r>
+      <w:proofErr w:type="spellEnd"/>
+      <w:r>
+        <w:rPr>
+          <w:rFonts w:ascii="Calibri" w:hAnsi="Calibri" w:cs="Calibri"/>
+          <w:lang w:val="en-US"/>
+        </w:rPr>
+        <w:t xml:space="preserve"> window, the sub-folder will be named according to this code. Otherwise, it will be named 'file01', 'file02', and so on.</w:t>
       </w:r>
     </w:p>
     <w:p>
@@ -2883,6 +3610,7 @@
           <w:lang w:val="en-US"/>
         </w:rPr>
       </w:pPr>
+      <w:proofErr w:type="spellStart"/>
       <w:r>
         <w:rPr>
           <w:rFonts w:ascii="Calibri" w:hAnsi="Calibri" w:cs="Calibri"/>
@@ -2892,6 +3620,7 @@
         </w:rPr>
         <w:t>Avg_between</w:t>
       </w:r>
+      <w:proofErr w:type="spellEnd"/>
       <w:r>
         <w:rPr>
           <w:rFonts w:ascii="Calibri" w:hAnsi="Calibri" w:cs="Calibri"/>
@@ -2953,6 +3682,7 @@
           <w:rFonts w:ascii="Calibri" w:hAnsi="Calibri" w:cs="Calibri"/>
           <w:lang w:val="en-US"/>
         </w:rPr>
+        <w:lastRenderedPageBreak/>
         <w:t>Please refer to the FAQ for more information.</w:t>
       </w:r>
     </w:p>
@@ -2997,8 +3727,39 @@
           <w:rFonts w:ascii="Calibri" w:hAnsi="Calibri" w:cs="Calibri"/>
           <w:lang w:val="en-US"/>
         </w:rPr>
-        <w:lastRenderedPageBreak/>
-        <w:t xml:space="preserve">For the within-subject result, you can saved them either in separate folder per subject or concatenate all the output file in a single folder (which is more practical when you work with Cartool or Ragu). You can choice between these options. </w:t>
+        <w:t xml:space="preserve">For the within-subject result, you can </w:t>
+      </w:r>
+      <w:proofErr w:type="gramStart"/>
+      <w:r>
+        <w:rPr>
+          <w:rFonts w:ascii="Calibri" w:hAnsi="Calibri" w:cs="Calibri"/>
+          <w:lang w:val="en-US"/>
+        </w:rPr>
+        <w:t>saved</w:t>
+      </w:r>
+      <w:proofErr w:type="gramEnd"/>
+      <w:r>
+        <w:rPr>
+          <w:rFonts w:ascii="Calibri" w:hAnsi="Calibri" w:cs="Calibri"/>
+          <w:lang w:val="en-US"/>
+        </w:rPr>
+        <w:t xml:space="preserve"> them either in separate folder per subject or concatenate all the output file in a single folder (which is more practical when you work with </w:t>
+      </w:r>
+      <w:proofErr w:type="spellStart"/>
+      <w:r>
+        <w:rPr>
+          <w:rFonts w:ascii="Calibri" w:hAnsi="Calibri" w:cs="Calibri"/>
+          <w:lang w:val="en-US"/>
+        </w:rPr>
+        <w:t>Cartool</w:t>
+      </w:r>
+      <w:proofErr w:type="spellEnd"/>
+      <w:r>
+        <w:rPr>
+          <w:rFonts w:ascii="Calibri" w:hAnsi="Calibri" w:cs="Calibri"/>
+          <w:lang w:val="en-US"/>
+        </w:rPr>
+        <w:t xml:space="preserve"> or Ragu). You can choice between these options. </w:t>
       </w:r>
     </w:p>
     <w:p>
@@ -3070,6 +3831,7 @@
         </w:rPr>
         <w:t xml:space="preserve"> will carry out the processing parameterized in the </w:t>
       </w:r>
+      <w:proofErr w:type="spellStart"/>
       <w:r>
         <w:rPr>
           <w:rFonts w:ascii="Calibri" w:hAnsi="Calibri" w:cs="Calibri"/>
@@ -3077,6 +3839,7 @@
         </w:rPr>
         <w:t>Epoching</w:t>
       </w:r>
+      <w:proofErr w:type="spellEnd"/>
       <w:r>
         <w:rPr>
           <w:rFonts w:ascii="Calibri" w:hAnsi="Calibri" w:cs="Calibri"/>
@@ -3134,6 +3897,7 @@
         </w:rPr>
         <w:t xml:space="preserve">will store all the parameters in memory and close the </w:t>
       </w:r>
+      <w:proofErr w:type="spellStart"/>
       <w:r>
         <w:rPr>
           <w:rFonts w:ascii="Calibri" w:hAnsi="Calibri" w:cs="Calibri"/>
@@ -3141,6 +3905,7 @@
         </w:rPr>
         <w:t>Epoching</w:t>
       </w:r>
+      <w:proofErr w:type="spellEnd"/>
       <w:r>
         <w:rPr>
           <w:rFonts w:ascii="Calibri" w:hAnsi="Calibri" w:cs="Calibri"/>
@@ -3191,6 +3956,7 @@
         </w:rPr>
         <w:t xml:space="preserve"> closes the module without processing and without keeping the entered parameters in memory. The same effect will be achieved by closing the </w:t>
       </w:r>
+      <w:proofErr w:type="spellStart"/>
       <w:r>
         <w:rPr>
           <w:rFonts w:ascii="Calibri" w:hAnsi="Calibri" w:cs="Calibri"/>
@@ -3198,6 +3964,7 @@
         </w:rPr>
         <w:t>Epoching</w:t>
       </w:r>
+      <w:proofErr w:type="spellEnd"/>
       <w:r>
         <w:rPr>
           <w:rFonts w:ascii="Calibri" w:hAnsi="Calibri" w:cs="Calibri"/>
@@ -3370,6 +4137,7 @@
         </w:rPr>
         <w:t xml:space="preserve">). A folder containing all the grant averages between subjects. In this example the 'All Triggers' option has been selected (file </w:t>
       </w:r>
+      <w:proofErr w:type="spellStart"/>
       <w:r>
         <w:rPr>
           <w:rFonts w:ascii="Calibri" w:hAnsi="Calibri" w:cs="Calibri"/>
@@ -3379,6 +4147,7 @@
         </w:rPr>
         <w:t>GrdAvg_epoched_AllTriggers.sef</w:t>
       </w:r>
+      <w:proofErr w:type="spellEnd"/>
       <w:r>
         <w:rPr>
           <w:rFonts w:ascii="Calibri" w:hAnsi="Calibri" w:cs="Calibri"/>
@@ -3386,15 +4155,37 @@
         </w:rPr>
         <w:t xml:space="preserve">) as well as the 'Per Trigger' option (file </w:t>
       </w:r>
-      <w:r>
-        <w:rPr>
-          <w:rFonts w:ascii="Calibri" w:hAnsi="Calibri" w:cs="Calibri"/>
-          <w:i/>
-          <w:iCs/>
-          <w:lang w:val="en-US"/>
-        </w:rPr>
-        <w:t>GrdAvg_epoched_Trigger_*.sef</w:t>
-      </w:r>
+      <w:proofErr w:type="spellStart"/>
+      <w:r>
+        <w:rPr>
+          <w:rFonts w:ascii="Calibri" w:hAnsi="Calibri" w:cs="Calibri"/>
+          <w:i/>
+          <w:iCs/>
+          <w:lang w:val="en-US"/>
+        </w:rPr>
+        <w:t>GrdAvg_epoched_Trigger</w:t>
+      </w:r>
+      <w:proofErr w:type="spellEnd"/>
+      <w:r>
+        <w:rPr>
+          <w:rFonts w:ascii="Calibri" w:hAnsi="Calibri" w:cs="Calibri"/>
+          <w:i/>
+          <w:iCs/>
+          <w:lang w:val="en-US"/>
+        </w:rPr>
+        <w:t>_*.</w:t>
+      </w:r>
+      <w:proofErr w:type="spellStart"/>
+      <w:r>
+        <w:rPr>
+          <w:rFonts w:ascii="Calibri" w:hAnsi="Calibri" w:cs="Calibri"/>
+          <w:i/>
+          <w:iCs/>
+          <w:lang w:val="en-US"/>
+        </w:rPr>
+        <w:t>sef</w:t>
+      </w:r>
+      <w:proofErr w:type="spellEnd"/>
       <w:r>
         <w:rPr>
           <w:rFonts w:ascii="Calibri" w:hAnsi="Calibri" w:cs="Calibri"/>
@@ -3445,7 +4236,23 @@
           <w:rFonts w:ascii="Calibri" w:hAnsi="Calibri" w:cs="Calibri"/>
           <w:lang w:val="en-US"/>
         </w:rPr>
-        <w:t xml:space="preserve">). The folder contains one sub-folder per subject (or per file if no subject has been specified in the EEGpal main window). In this example the 'All Triggers' option has been selected (file </w:t>
+        <w:t xml:space="preserve">). The folder contains one sub-folder per subject (or per file if no subject has been specified in the </w:t>
+      </w:r>
+      <w:proofErr w:type="spellStart"/>
+      <w:r>
+        <w:rPr>
+          <w:rFonts w:ascii="Calibri" w:hAnsi="Calibri" w:cs="Calibri"/>
+          <w:lang w:val="en-US"/>
+        </w:rPr>
+        <w:t>EEGpal</w:t>
+      </w:r>
+      <w:proofErr w:type="spellEnd"/>
+      <w:r>
+        <w:rPr>
+          <w:rFonts w:ascii="Calibri" w:hAnsi="Calibri" w:cs="Calibri"/>
+          <w:lang w:val="en-US"/>
+        </w:rPr>
+        <w:t xml:space="preserve"> main window). In this example the 'All Triggers' option has been selected (file </w:t>
       </w:r>
       <w:r>
         <w:rPr>
@@ -3470,8 +4277,19 @@
           <w:iCs/>
           <w:lang w:val="en-US"/>
         </w:rPr>
-        <w:t>P001_epoched_Trigger_*.sef</w:t>
-      </w:r>
+        <w:t>P001_epoched_Trigger_*.</w:t>
+      </w:r>
+      <w:proofErr w:type="spellStart"/>
+      <w:r>
+        <w:rPr>
+          <w:rFonts w:ascii="Calibri" w:hAnsi="Calibri" w:cs="Calibri"/>
+          <w:i/>
+          <w:iCs/>
+          <w:lang w:val="en-US"/>
+        </w:rPr>
+        <w:t>sef</w:t>
+      </w:r>
+      <w:proofErr w:type="spellEnd"/>
       <w:r>
         <w:rPr>
           <w:rFonts w:ascii="Calibri" w:hAnsi="Calibri" w:cs="Calibri"/>
@@ -3513,7 +4331,23 @@
           <w:rFonts w:ascii="Calibri" w:hAnsi="Calibri" w:cs="Calibri"/>
           <w:lang w:val="en-US"/>
         </w:rPr>
-        <w:t>). The folder has the same structure as the input file. In this example, the input file has been saved in various sub-folders (P001, ...). In this example, the 'Merge epochs into one file' option has been selected. It creates a .csv file with the details of the start of each epoch, as well as the information of whether they were rejected and by which criterion (</w:t>
+        <w:t xml:space="preserve">). The folder has the same structure as the input file. In this example, the input file has been saved in various sub-folders (P001, ...). In this example, the 'Merge </w:t>
+      </w:r>
+      <w:proofErr w:type="gramStart"/>
+      <w:r>
+        <w:rPr>
+          <w:rFonts w:ascii="Calibri" w:hAnsi="Calibri" w:cs="Calibri"/>
+          <w:lang w:val="en-US"/>
+        </w:rPr>
+        <w:t>epochs</w:t>
+      </w:r>
+      <w:proofErr w:type="gramEnd"/>
+      <w:r>
+        <w:rPr>
+          <w:rFonts w:ascii="Calibri" w:hAnsi="Calibri" w:cs="Calibri"/>
+          <w:lang w:val="en-US"/>
+        </w:rPr>
+        <w:t xml:space="preserve"> into one file' option has been selected. It creates a .csv file with the details of the start of each epoch, as well as the information of whether they were rejected and by which criterion (</w:t>
       </w:r>
       <w:r>
         <w:rPr>
@@ -3529,7 +4363,23 @@
           <w:rFonts w:ascii="Calibri" w:hAnsi="Calibri" w:cs="Calibri"/>
           <w:lang w:val="en-US"/>
         </w:rPr>
-        <w:t>). The .sef file contains the EEG signal for all concatenated epochs (</w:t>
+        <w:t>). The .</w:t>
+      </w:r>
+      <w:proofErr w:type="spellStart"/>
+      <w:r>
+        <w:rPr>
+          <w:rFonts w:ascii="Calibri" w:hAnsi="Calibri" w:cs="Calibri"/>
+          <w:lang w:val="en-US"/>
+        </w:rPr>
+        <w:t>sef</w:t>
+      </w:r>
+      <w:proofErr w:type="spellEnd"/>
+      <w:r>
+        <w:rPr>
+          <w:rFonts w:ascii="Calibri" w:hAnsi="Calibri" w:cs="Calibri"/>
+          <w:lang w:val="en-US"/>
+        </w:rPr>
+        <w:t xml:space="preserve"> file contains the EEG signal for all concatenated epochs (</w:t>
       </w:r>
       <w:r>
         <w:rPr>
@@ -3711,6 +4561,7 @@
           <w:lang w:val="en-US"/>
         </w:rPr>
       </w:pPr>
+      <w:proofErr w:type="spellStart"/>
       <w:r>
         <w:rPr>
           <w:rFonts w:ascii="Calibri" w:hAnsi="Calibri" w:cs="Calibri"/>
@@ -3720,6 +4571,7 @@
         </w:rPr>
         <w:t>TotalTriggers</w:t>
       </w:r>
+      <w:proofErr w:type="spellEnd"/>
       <w:r>
         <w:rPr>
           <w:rFonts w:ascii="Calibri" w:hAnsi="Calibri" w:cs="Calibri"/>
@@ -3740,6 +4592,7 @@
           <w:lang w:val="en-US"/>
         </w:rPr>
       </w:pPr>
+      <w:proofErr w:type="spellStart"/>
       <w:r>
         <w:rPr>
           <w:rFonts w:ascii="Calibri" w:hAnsi="Calibri" w:cs="Calibri"/>
@@ -3749,6 +4602,7 @@
         </w:rPr>
         <w:t>nEEGrejected</w:t>
       </w:r>
+      <w:proofErr w:type="spellEnd"/>
       <w:r>
         <w:rPr>
           <w:rFonts w:ascii="Calibri" w:hAnsi="Calibri" w:cs="Calibri"/>
@@ -3778,6 +4632,7 @@
           <w:lang w:val="en-US"/>
         </w:rPr>
       </w:pPr>
+      <w:proofErr w:type="spellStart"/>
       <w:r>
         <w:rPr>
           <w:rFonts w:ascii="Calibri" w:hAnsi="Calibri" w:cs="Calibri"/>
@@ -3787,6 +4642,7 @@
         </w:rPr>
         <w:t>nAUXrejected</w:t>
       </w:r>
+      <w:proofErr w:type="spellEnd"/>
       <w:r>
         <w:rPr>
           <w:rFonts w:ascii="Calibri" w:hAnsi="Calibri" w:cs="Calibri"/>
@@ -3816,6 +4672,7 @@
           <w:lang w:val="en-US"/>
         </w:rPr>
       </w:pPr>
+      <w:proofErr w:type="spellStart"/>
       <w:r>
         <w:rPr>
           <w:rFonts w:ascii="Calibri" w:hAnsi="Calibri" w:cs="Calibri"/>
@@ -3826,12 +4683,45 @@
         <w:lastRenderedPageBreak/>
         <w:t>nTOTALrejected</w:t>
       </w:r>
-      <w:r>
-        <w:rPr>
-          <w:rFonts w:ascii="Calibri" w:hAnsi="Calibri" w:cs="Calibri"/>
-          <w:lang w:val="en-US"/>
-        </w:rPr>
-        <w:t xml:space="preserve">: total number of epochs rejected (addition of nEEGrejected and nAUXrejected) </w:t>
+      <w:proofErr w:type="spellEnd"/>
+      <w:r>
+        <w:rPr>
+          <w:rFonts w:ascii="Calibri" w:hAnsi="Calibri" w:cs="Calibri"/>
+          <w:lang w:val="en-US"/>
+        </w:rPr>
+        <w:t xml:space="preserve">: total number of epochs rejected (addition of </w:t>
+      </w:r>
+      <w:proofErr w:type="spellStart"/>
+      <w:r>
+        <w:rPr>
+          <w:rFonts w:ascii="Calibri" w:hAnsi="Calibri" w:cs="Calibri"/>
+          <w:lang w:val="en-US"/>
+        </w:rPr>
+        <w:t>nEEGrejected</w:t>
+      </w:r>
+      <w:proofErr w:type="spellEnd"/>
+      <w:r>
+        <w:rPr>
+          <w:rFonts w:ascii="Calibri" w:hAnsi="Calibri" w:cs="Calibri"/>
+          <w:lang w:val="en-US"/>
+        </w:rPr>
+        <w:t xml:space="preserve"> and </w:t>
+      </w:r>
+      <w:proofErr w:type="spellStart"/>
+      <w:r>
+        <w:rPr>
+          <w:rFonts w:ascii="Calibri" w:hAnsi="Calibri" w:cs="Calibri"/>
+          <w:lang w:val="en-US"/>
+        </w:rPr>
+        <w:t>nAUXrejected</w:t>
+      </w:r>
+      <w:proofErr w:type="spellEnd"/>
+      <w:r>
+        <w:rPr>
+          <w:rFonts w:ascii="Calibri" w:hAnsi="Calibri" w:cs="Calibri"/>
+          <w:lang w:val="en-US"/>
+        </w:rPr>
+        <w:t xml:space="preserve">) </w:t>
       </w:r>
     </w:p>
     <w:p>
@@ -3846,6 +4736,7 @@
           <w:lang w:val="en-US"/>
         </w:rPr>
       </w:pPr>
+      <w:proofErr w:type="spellStart"/>
       <w:r>
         <w:rPr>
           <w:rFonts w:ascii="Calibri" w:hAnsi="Calibri" w:cs="Calibri"/>
@@ -3855,6 +4746,7 @@
         </w:rPr>
         <w:t>nTOTALaccepted</w:t>
       </w:r>
+      <w:proofErr w:type="spellEnd"/>
       <w:r>
         <w:rPr>
           <w:rFonts w:ascii="Calibri" w:hAnsi="Calibri" w:cs="Calibri"/>
@@ -3875,6 +4767,7 @@
           <w:lang w:val="en-US"/>
         </w:rPr>
       </w:pPr>
+      <w:proofErr w:type="spellStart"/>
       <w:r>
         <w:rPr>
           <w:rFonts w:ascii="Calibri" w:hAnsi="Calibri" w:cs="Calibri"/>
@@ -3884,6 +4777,7 @@
         </w:rPr>
         <w:t>pcEEGrejected</w:t>
       </w:r>
+      <w:proofErr w:type="spellEnd"/>
       <w:r>
         <w:rPr>
           <w:rFonts w:ascii="Calibri" w:hAnsi="Calibri" w:cs="Calibri"/>
@@ -3904,6 +4798,7 @@
           <w:lang w:val="en-US"/>
         </w:rPr>
       </w:pPr>
+      <w:proofErr w:type="spellStart"/>
       <w:r>
         <w:rPr>
           <w:rFonts w:ascii="Calibri" w:hAnsi="Calibri" w:cs="Calibri"/>
@@ -3913,6 +4808,7 @@
         </w:rPr>
         <w:t>pcAUXrejected</w:t>
       </w:r>
+      <w:proofErr w:type="spellEnd"/>
       <w:r>
         <w:rPr>
           <w:rFonts w:ascii="Calibri" w:hAnsi="Calibri" w:cs="Calibri"/>
@@ -3933,6 +4829,7 @@
           <w:lang w:val="en-US"/>
         </w:rPr>
       </w:pPr>
+      <w:proofErr w:type="spellStart"/>
       <w:r>
         <w:rPr>
           <w:rFonts w:ascii="Calibri" w:hAnsi="Calibri" w:cs="Calibri"/>
@@ -3942,6 +4839,7 @@
         </w:rPr>
         <w:t>pcTOTALrejected</w:t>
       </w:r>
+      <w:proofErr w:type="spellEnd"/>
       <w:r>
         <w:rPr>
           <w:rFonts w:ascii="Calibri" w:hAnsi="Calibri" w:cs="Calibri"/>
@@ -3962,6 +4860,7 @@
           <w:lang w:val="en-US"/>
         </w:rPr>
       </w:pPr>
+      <w:proofErr w:type="spellStart"/>
       <w:r>
         <w:rPr>
           <w:rFonts w:ascii="Calibri" w:hAnsi="Calibri" w:cs="Calibri"/>
@@ -3971,6 +4870,7 @@
         </w:rPr>
         <w:t>pcTOTALaccepted</w:t>
       </w:r>
+      <w:proofErr w:type="spellEnd"/>
       <w:r>
         <w:rPr>
           <w:rFonts w:ascii="Calibri" w:hAnsi="Calibri" w:cs="Calibri"/>
@@ -4020,8 +4920,9 @@
           <w:bCs/>
           <w:lang w:val="en-US"/>
         </w:rPr>
-        <w:t>How can I use the Epoching module to perform frequency analysis or reject periods of poor signal quality?</w:t>
-      </w:r>
+        <w:t xml:space="preserve">How can I use the </w:t>
+      </w:r>
+      <w:proofErr w:type="spellStart"/>
       <w:r>
         <w:rPr>
           <w:rFonts w:ascii="Calibri" w:hAnsi="Calibri" w:cs="Calibri"/>
@@ -4029,46 +4930,9 @@
           <w:bCs/>
           <w:lang w:val="en-US"/>
         </w:rPr>
-        <w:t xml:space="preserve"> </w:t>
-      </w:r>
-    </w:p>
-    <w:p>
-      <w:pPr>
-        <w:rPr>
-          <w:rFonts w:ascii="Calibri" w:hAnsi="Calibri" w:cs="Calibri"/>
-          <w:lang w:val="en-US"/>
-        </w:rPr>
-      </w:pPr>
-      <w:r>
-        <w:rPr>
-          <w:rFonts w:ascii="Calibri" w:hAnsi="Calibri" w:cs="Calibri"/>
-          <w:lang w:val="en-US"/>
-        </w:rPr>
-        <w:t xml:space="preserve">For the frequency analysis, the signal had to be split into small, equal parts (epochs), with the poor-quality ones removed. In this case, leave the </w:t>
-      </w:r>
-      <w:r>
-        <w:rPr>
-          <w:rFonts w:ascii="Calibri" w:hAnsi="Calibri" w:cs="Calibri"/>
-          <w:i/>
-          <w:iCs/>
-          <w:lang w:val="en-US"/>
-        </w:rPr>
-        <w:t>'Events'</w:t>
-      </w:r>
-      <w:r>
-        <w:rPr>
-          <w:rFonts w:ascii="Calibri" w:hAnsi="Calibri" w:cs="Calibri"/>
-          <w:lang w:val="en-US"/>
-        </w:rPr>
-        <w:t xml:space="preserve"> field empty (</w:t>
-      </w:r>
-      <w:r>
-        <w:rPr>
-          <w:rFonts w:ascii="Calibri" w:hAnsi="Calibri" w:cs="Calibri"/>
-          <w:lang w:val="en-US"/>
-        </w:rPr>
-        <w:t xml:space="preserve">point </w:t>
-      </w:r>
+        <w:t>Epoching</w:t>
+      </w:r>
+      <w:proofErr w:type="spellEnd"/>
       <w:r>
         <w:rPr>
           <w:rFonts w:ascii="Calibri" w:hAnsi="Calibri" w:cs="Calibri"/>
@@ -4076,69 +4940,7 @@
           <w:bCs/>
           <w:lang w:val="en-US"/>
         </w:rPr>
-        <w:t>3</w:t>
-      </w:r>
-      <w:r>
-        <w:rPr>
-          <w:rFonts w:ascii="Calibri" w:hAnsi="Calibri" w:cs="Calibri"/>
-          <w:lang w:val="en-US"/>
-        </w:rPr>
-        <w:t xml:space="preserve">), select the entire file with an </w:t>
-      </w:r>
-      <w:r>
-        <w:rPr>
-          <w:rFonts w:ascii="Calibri" w:hAnsi="Calibri" w:cs="Calibri"/>
-          <w:i/>
-          <w:iCs/>
-          <w:lang w:val="en-US"/>
-        </w:rPr>
-        <w:t>'Epoch onset'</w:t>
-      </w:r>
-      <w:r>
-        <w:rPr>
-          <w:rFonts w:ascii="Calibri" w:hAnsi="Calibri" w:cs="Calibri"/>
-          <w:lang w:val="en-US"/>
-        </w:rPr>
-        <w:t xml:space="preserve"> of 0 and an </w:t>
-      </w:r>
-      <w:r>
-        <w:rPr>
-          <w:rFonts w:ascii="Calibri" w:hAnsi="Calibri" w:cs="Calibri"/>
-          <w:i/>
-          <w:iCs/>
-          <w:lang w:val="en-US"/>
-        </w:rPr>
-        <w:t>'Epoch offset'</w:t>
-      </w:r>
-      <w:r>
-        <w:rPr>
-          <w:rFonts w:ascii="Calibri" w:hAnsi="Calibri" w:cs="Calibri"/>
-          <w:lang w:val="en-US"/>
-        </w:rPr>
-        <w:t xml:space="preserve"> of </w:t>
-      </w:r>
-      <w:r>
-        <w:rPr>
-          <w:rFonts w:ascii="Calibri" w:hAnsi="Calibri" w:cs="Calibri"/>
-          <w:i/>
-          <w:iCs/>
-          <w:lang w:val="en-US"/>
-        </w:rPr>
-        <w:t>'EoF'</w:t>
-      </w:r>
-      <w:r>
-        <w:rPr>
-          <w:rFonts w:ascii="Calibri" w:hAnsi="Calibri" w:cs="Calibri"/>
-          <w:lang w:val="en-US"/>
-        </w:rPr>
-        <w:t xml:space="preserve"> (</w:t>
-      </w:r>
-      <w:r>
-        <w:rPr>
-          <w:rFonts w:ascii="Calibri" w:hAnsi="Calibri" w:cs="Calibri"/>
-          <w:lang w:val="en-US"/>
-        </w:rPr>
-        <w:t xml:space="preserve">point </w:t>
+        <w:t xml:space="preserve"> module to perform frequency analysis or reject periods of poor signal quality?</w:t>
       </w:r>
       <w:r>
         <w:rPr>
@@ -4147,30 +4949,38 @@
           <w:bCs/>
           <w:lang w:val="en-US"/>
         </w:rPr>
-        <w:t>4</w:t>
-      </w:r>
-      <w:r>
-        <w:rPr>
-          <w:rFonts w:ascii="Calibri" w:hAnsi="Calibri" w:cs="Calibri"/>
-          <w:lang w:val="en-US"/>
-        </w:rPr>
-        <w:t xml:space="preserve">), activate the </w:t>
-      </w:r>
-      <w:r>
-        <w:rPr>
-          <w:rFonts w:ascii="Calibri" w:hAnsi="Calibri" w:cs="Calibri"/>
-          <w:i/>
-          <w:iCs/>
-          <w:lang w:val="en-US"/>
-        </w:rPr>
-        <w:t>'Split into sub-epochs'</w:t>
-      </w:r>
-      <w:r>
-        <w:rPr>
-          <w:rFonts w:ascii="Calibri" w:hAnsi="Calibri" w:cs="Calibri"/>
-          <w:lang w:val="en-US"/>
-        </w:rPr>
-        <w:t xml:space="preserve"> option (</w:t>
+        <w:t xml:space="preserve"> </w:t>
+      </w:r>
+    </w:p>
+    <w:p>
+      <w:pPr>
+        <w:rPr>
+          <w:rFonts w:ascii="Calibri" w:hAnsi="Calibri" w:cs="Calibri"/>
+          <w:lang w:val="en-US"/>
+        </w:rPr>
+      </w:pPr>
+      <w:r>
+        <w:rPr>
+          <w:rFonts w:ascii="Calibri" w:hAnsi="Calibri" w:cs="Calibri"/>
+          <w:lang w:val="en-US"/>
+        </w:rPr>
+        <w:t xml:space="preserve">For the frequency analysis, the signal had to be split into small, equal parts (epochs), with the poor-quality ones removed. In this case, leave the </w:t>
+      </w:r>
+      <w:r>
+        <w:rPr>
+          <w:rFonts w:ascii="Calibri" w:hAnsi="Calibri" w:cs="Calibri"/>
+          <w:i/>
+          <w:iCs/>
+          <w:lang w:val="en-US"/>
+        </w:rPr>
+        <w:t>'Events'</w:t>
+      </w:r>
+      <w:r>
+        <w:rPr>
+          <w:rFonts w:ascii="Calibri" w:hAnsi="Calibri" w:cs="Calibri"/>
+          <w:lang w:val="en-US"/>
+        </w:rPr>
+        <w:t xml:space="preserve"> field empty (</w:t>
       </w:r>
       <w:r>
         <w:rPr>
@@ -4186,14 +4996,89 @@
           <w:bCs/>
           <w:lang w:val="en-US"/>
         </w:rPr>
-        <w:t>5</w:t>
-      </w:r>
-      <w:r>
-        <w:rPr>
-          <w:rFonts w:ascii="Calibri" w:hAnsi="Calibri" w:cs="Calibri"/>
-          <w:lang w:val="en-US"/>
-        </w:rPr>
-        <w:t>) and select the length of these sub-epochs (for example, 2000 ms). The entire EEG file will then be split into 2000 ms epochs, each of which will be tested for artefact rejection (</w:t>
+        <w:t>3</w:t>
+      </w:r>
+      <w:r>
+        <w:rPr>
+          <w:rFonts w:ascii="Calibri" w:hAnsi="Calibri" w:cs="Calibri"/>
+          <w:lang w:val="en-US"/>
+        </w:rPr>
+        <w:t xml:space="preserve">), select the entire file with an </w:t>
+      </w:r>
+      <w:r>
+        <w:rPr>
+          <w:rFonts w:ascii="Calibri" w:hAnsi="Calibri" w:cs="Calibri"/>
+          <w:i/>
+          <w:iCs/>
+          <w:lang w:val="en-US"/>
+        </w:rPr>
+        <w:t>'Epoch onset'</w:t>
+      </w:r>
+      <w:r>
+        <w:rPr>
+          <w:rFonts w:ascii="Calibri" w:hAnsi="Calibri" w:cs="Calibri"/>
+          <w:lang w:val="en-US"/>
+        </w:rPr>
+        <w:t xml:space="preserve"> of 0 and an </w:t>
+      </w:r>
+      <w:r>
+        <w:rPr>
+          <w:rFonts w:ascii="Calibri" w:hAnsi="Calibri" w:cs="Calibri"/>
+          <w:i/>
+          <w:iCs/>
+          <w:lang w:val="en-US"/>
+        </w:rPr>
+        <w:t>'Epoch offset'</w:t>
+      </w:r>
+      <w:r>
+        <w:rPr>
+          <w:rFonts w:ascii="Calibri" w:hAnsi="Calibri" w:cs="Calibri"/>
+          <w:lang w:val="en-US"/>
+        </w:rPr>
+        <w:t xml:space="preserve"> of </w:t>
+      </w:r>
+      <w:r>
+        <w:rPr>
+          <w:rFonts w:ascii="Calibri" w:hAnsi="Calibri" w:cs="Calibri"/>
+          <w:i/>
+          <w:iCs/>
+          <w:lang w:val="en-US"/>
+        </w:rPr>
+        <w:t>'</w:t>
+      </w:r>
+      <w:proofErr w:type="spellStart"/>
+      <w:r>
+        <w:rPr>
+          <w:rFonts w:ascii="Calibri" w:hAnsi="Calibri" w:cs="Calibri"/>
+          <w:i/>
+          <w:iCs/>
+          <w:lang w:val="en-US"/>
+        </w:rPr>
+        <w:t>EoF</w:t>
+      </w:r>
+      <w:proofErr w:type="spellEnd"/>
+      <w:r>
+        <w:rPr>
+          <w:rFonts w:ascii="Calibri" w:hAnsi="Calibri" w:cs="Calibri"/>
+          <w:i/>
+          <w:iCs/>
+          <w:lang w:val="en-US"/>
+        </w:rPr>
+        <w:t>'</w:t>
+      </w:r>
+      <w:r>
+        <w:rPr>
+          <w:rFonts w:ascii="Calibri" w:hAnsi="Calibri" w:cs="Calibri"/>
+          <w:lang w:val="en-US"/>
+        </w:rPr>
+        <w:t xml:space="preserve"> (</w:t>
+      </w:r>
+      <w:r>
+        <w:rPr>
+          <w:rFonts w:ascii="Calibri" w:hAnsi="Calibri" w:cs="Calibri"/>
+          <w:lang w:val="en-US"/>
+        </w:rPr>
+        <w:t xml:space="preserve">point </w:t>
       </w:r>
       <w:r>
         <w:rPr>
@@ -4202,23 +5087,23 @@
           <w:bCs/>
           <w:lang w:val="en-US"/>
         </w:rPr>
-        <w:t>B</w:t>
-      </w:r>
-      <w:r>
-        <w:rPr>
-          <w:rFonts w:ascii="Calibri" w:hAnsi="Calibri" w:cs="Calibri"/>
-          <w:lang w:val="en-US"/>
-        </w:rPr>
-        <w:t xml:space="preserve">). To create a new file containing all the clean epochs, select the </w:t>
-      </w:r>
-      <w:r>
-        <w:rPr>
-          <w:rFonts w:ascii="Calibri" w:hAnsi="Calibri" w:cs="Calibri"/>
-          <w:i/>
-          <w:iCs/>
-          <w:lang w:val="en-US"/>
-        </w:rPr>
-        <w:t>'Merge epochs into one file'</w:t>
+        <w:t>4</w:t>
+      </w:r>
+      <w:r>
+        <w:rPr>
+          <w:rFonts w:ascii="Calibri" w:hAnsi="Calibri" w:cs="Calibri"/>
+          <w:lang w:val="en-US"/>
+        </w:rPr>
+        <w:t xml:space="preserve">), activate the </w:t>
+      </w:r>
+      <w:r>
+        <w:rPr>
+          <w:rFonts w:ascii="Calibri" w:hAnsi="Calibri" w:cs="Calibri"/>
+          <w:i/>
+          <w:iCs/>
+          <w:lang w:val="en-US"/>
+        </w:rPr>
+        <w:t>'Split into sub-epochs'</w:t>
       </w:r>
       <w:r>
         <w:rPr>
@@ -4241,14 +5126,46 @@
           <w:bCs/>
           <w:lang w:val="en-US"/>
         </w:rPr>
-        <w:t>8</w:t>
-      </w:r>
-      <w:r>
-        <w:rPr>
-          <w:rFonts w:ascii="Calibri" w:hAnsi="Calibri" w:cs="Calibri"/>
-          <w:lang w:val="en-US"/>
-        </w:rPr>
-        <w:t xml:space="preserve">). You will then use this file in the </w:t>
+        <w:t>5</w:t>
+      </w:r>
+      <w:r>
+        <w:rPr>
+          <w:rFonts w:ascii="Calibri" w:hAnsi="Calibri" w:cs="Calibri"/>
+          <w:lang w:val="en-US"/>
+        </w:rPr>
+        <w:t xml:space="preserve">) and select the length of these sub-epochs (for example, 2000 </w:t>
+      </w:r>
+      <w:proofErr w:type="spellStart"/>
+      <w:r>
+        <w:rPr>
+          <w:rFonts w:ascii="Calibri" w:hAnsi="Calibri" w:cs="Calibri"/>
+          <w:lang w:val="en-US"/>
+        </w:rPr>
+        <w:t>ms</w:t>
+      </w:r>
+      <w:proofErr w:type="spellEnd"/>
+      <w:r>
+        <w:rPr>
+          <w:rFonts w:ascii="Calibri" w:hAnsi="Calibri" w:cs="Calibri"/>
+          <w:lang w:val="en-US"/>
+        </w:rPr>
+        <w:t xml:space="preserve">). The entire EEG file will then be split into 2000 </w:t>
+      </w:r>
+      <w:proofErr w:type="spellStart"/>
+      <w:r>
+        <w:rPr>
+          <w:rFonts w:ascii="Calibri" w:hAnsi="Calibri" w:cs="Calibri"/>
+          <w:lang w:val="en-US"/>
+        </w:rPr>
+        <w:t>ms</w:t>
+      </w:r>
+      <w:proofErr w:type="spellEnd"/>
+      <w:r>
+        <w:rPr>
+          <w:rFonts w:ascii="Calibri" w:hAnsi="Calibri" w:cs="Calibri"/>
+          <w:lang w:val="en-US"/>
+        </w:rPr>
+        <w:t xml:space="preserve"> epochs, each of which will be tested for artefact rejection (</w:t>
       </w:r>
       <w:r>
         <w:rPr>
@@ -4257,47 +5174,54 @@
           <w:bCs/>
           <w:lang w:val="en-US"/>
         </w:rPr>
-        <w:t>Frequency</w:t>
-      </w:r>
-      <w:r>
-        <w:rPr>
-          <w:rFonts w:ascii="Calibri" w:hAnsi="Calibri" w:cs="Calibri"/>
-          <w:lang w:val="en-US"/>
-        </w:rPr>
-        <w:t xml:space="preserve"> module with an epoch length equal to the sub-epoch duration specified in this module.</w:t>
-      </w:r>
-      <w:r>
-        <w:rPr>
-          <w:rFonts w:ascii="Calibri" w:hAnsi="Calibri" w:cs="Calibri"/>
-          <w:lang w:val="en-US"/>
-        </w:rPr>
-        <w:t xml:space="preserve"> </w:t>
-      </w:r>
-      <w:r>
-        <w:rPr>
-          <w:rFonts w:ascii="Calibri" w:hAnsi="Calibri" w:cs="Calibri"/>
-          <w:lang w:val="en-US"/>
-        </w:rPr>
-        <w:t xml:space="preserve"> </w:t>
-      </w:r>
-    </w:p>
-    <w:p>
-      <w:pPr>
-        <w:rPr>
-          <w:rFonts w:ascii="Calibri" w:hAnsi="Calibri" w:cs="Calibri"/>
-          <w:lang w:val="en-US"/>
-        </w:rPr>
-      </w:pPr>
-    </w:p>
-    <w:p>
-      <w:pPr>
+        <w:t>B</w:t>
+      </w:r>
+      <w:r>
+        <w:rPr>
+          <w:rFonts w:ascii="Calibri" w:hAnsi="Calibri" w:cs="Calibri"/>
+          <w:lang w:val="en-US"/>
+        </w:rPr>
+        <w:t xml:space="preserve">). To create a new file containing all the clean epochs, select the </w:t>
+      </w:r>
+      <w:r>
+        <w:rPr>
+          <w:rFonts w:ascii="Calibri" w:hAnsi="Calibri" w:cs="Calibri"/>
+          <w:i/>
+          <w:iCs/>
+          <w:lang w:val="en-US"/>
+        </w:rPr>
+        <w:t>'Merge epochs into one file'</w:t>
+      </w:r>
+      <w:r>
+        <w:rPr>
+          <w:rFonts w:ascii="Calibri" w:hAnsi="Calibri" w:cs="Calibri"/>
+          <w:lang w:val="en-US"/>
+        </w:rPr>
+        <w:t xml:space="preserve"> option (</w:t>
+      </w:r>
+      <w:r>
+        <w:rPr>
+          <w:rFonts w:ascii="Calibri" w:hAnsi="Calibri" w:cs="Calibri"/>
+          <w:lang w:val="en-US"/>
+        </w:rPr>
+        <w:t xml:space="preserve">point </w:t>
+      </w:r>
+      <w:r>
         <w:rPr>
           <w:rFonts w:ascii="Calibri" w:hAnsi="Calibri" w:cs="Calibri"/>
           <w:b/>
           <w:bCs/>
           <w:lang w:val="en-US"/>
         </w:rPr>
-      </w:pPr>
+        <w:t>8</w:t>
+      </w:r>
+      <w:r>
+        <w:rPr>
+          <w:rFonts w:ascii="Calibri" w:hAnsi="Calibri" w:cs="Calibri"/>
+          <w:lang w:val="en-US"/>
+        </w:rPr>
+        <w:t xml:space="preserve">). You will then use this file in the </w:t>
+      </w:r>
       <w:r>
         <w:rPr>
           <w:rFonts w:ascii="Calibri" w:hAnsi="Calibri" w:cs="Calibri"/>
@@ -4305,67 +5229,28 @@
           <w:bCs/>
           <w:lang w:val="en-US"/>
         </w:rPr>
-        <w:t xml:space="preserve">When should I use baseline correction? </w:t>
-      </w:r>
-    </w:p>
-    <w:p>
-      <w:pPr>
-        <w:rPr>
-          <w:rFonts w:ascii="Calibri" w:hAnsi="Calibri" w:cs="Calibri"/>
-          <w:lang w:val="en-US"/>
-        </w:rPr>
-      </w:pPr>
-      <w:r>
-        <w:rPr>
-          <w:rFonts w:ascii="Calibri" w:hAnsi="Calibri" w:cs="Calibri"/>
-          <w:lang w:val="en-US"/>
-        </w:rPr>
-        <w:t>As explained above, baseline correction involves subtracting the mean amplitude of a specified period of the epoch (the baseline) from the entire epoch.</w:t>
-      </w:r>
-    </w:p>
-    <w:p>
-      <w:pPr>
-        <w:rPr>
-          <w:rFonts w:ascii="Calibri" w:hAnsi="Calibri" w:cs="Calibri"/>
-          <w:lang w:val="en-US"/>
-        </w:rPr>
-      </w:pPr>
-      <w:r>
-        <w:rPr>
-          <w:rFonts w:ascii="Calibri" w:hAnsi="Calibri" w:cs="Calibri"/>
-          <w:lang w:val="en-US"/>
-        </w:rPr>
-        <w:t>The most common option is to use the entire epoch as the baseline, which compensates for general amplitude differences throughout the EEG recording (mainly due to signal drift). This allows for a more comparable amplitude between epochs (correction by this relative baseline).</w:t>
-      </w:r>
-    </w:p>
-    <w:p>
-      <w:pPr>
-        <w:rPr>
-          <w:rFonts w:ascii="Calibri" w:hAnsi="Calibri" w:cs="Calibri"/>
-          <w:lang w:val="en-US"/>
-        </w:rPr>
-      </w:pPr>
-      <w:r>
-        <w:rPr>
-          <w:rFonts w:ascii="Calibri" w:hAnsi="Calibri" w:cs="Calibri"/>
-          <w:lang w:val="en-US"/>
-        </w:rPr>
-        <w:t>Some authors prefer not to use a baseline in order to avoid losing significant differences between conditions. While a baseline correction does make the results more reliable, it also makes them more conservative.</w:t>
-      </w:r>
-    </w:p>
-    <w:p>
-      <w:pPr>
-        <w:rPr>
-          <w:rFonts w:ascii="Calibri" w:hAnsi="Calibri" w:cs="Calibri"/>
-          <w:lang w:val="en-US"/>
-        </w:rPr>
-      </w:pPr>
-      <w:r>
-        <w:rPr>
-          <w:rFonts w:ascii="Calibri" w:hAnsi="Calibri" w:cs="Calibri"/>
-          <w:lang w:val="en-US"/>
-        </w:rPr>
-        <w:t>In some cases, a pre-trigger baseline is used. This ensures that the amplitude at the event is 0, but this is only valid if it is hypothesised that there is no anticipation or signal related to the event beforehand, which is rarely the case. This is why this option is usually not used.</w:t>
+        <w:t>Frequency</w:t>
+      </w:r>
+      <w:r>
+        <w:rPr>
+          <w:rFonts w:ascii="Calibri" w:hAnsi="Calibri" w:cs="Calibri"/>
+          <w:lang w:val="en-US"/>
+        </w:rPr>
+        <w:t xml:space="preserve"> module with an epoch length equal to the sub-epoch duration specified in this module.</w:t>
+      </w:r>
+      <w:r>
+        <w:rPr>
+          <w:rFonts w:ascii="Calibri" w:hAnsi="Calibri" w:cs="Calibri"/>
+          <w:lang w:val="en-US"/>
+        </w:rPr>
+        <w:t xml:space="preserve"> </w:t>
+      </w:r>
+      <w:r>
+        <w:rPr>
+          <w:rFonts w:ascii="Calibri" w:hAnsi="Calibri" w:cs="Calibri"/>
+          <w:lang w:val="en-US"/>
+        </w:rPr>
+        <w:t xml:space="preserve"> </w:t>
       </w:r>
     </w:p>
     <w:p>
@@ -4392,6 +5277,141 @@
           <w:bCs/>
           <w:lang w:val="en-US"/>
         </w:rPr>
+        <w:t xml:space="preserve">When should I use baseline correction? </w:t>
+      </w:r>
+    </w:p>
+    <w:p>
+      <w:pPr>
+        <w:rPr>
+          <w:rFonts w:ascii="Calibri" w:hAnsi="Calibri" w:cs="Calibri"/>
+          <w:lang w:val="en-US"/>
+        </w:rPr>
+      </w:pPr>
+      <w:r>
+        <w:rPr>
+          <w:rFonts w:ascii="Calibri" w:hAnsi="Calibri" w:cs="Calibri"/>
+          <w:lang w:val="en-US"/>
+        </w:rPr>
+        <w:t>As explained above, baseline correction involves subtracting the mean amplitude of a specified period of the epoch (the baseline) from the entire epoch.</w:t>
+      </w:r>
+    </w:p>
+    <w:p>
+      <w:pPr>
+        <w:rPr>
+          <w:rFonts w:ascii="Calibri" w:hAnsi="Calibri" w:cs="Calibri"/>
+          <w:lang w:val="en-US"/>
+        </w:rPr>
+      </w:pPr>
+      <w:r>
+        <w:rPr>
+          <w:rFonts w:ascii="Calibri" w:hAnsi="Calibri" w:cs="Calibri"/>
+          <w:lang w:val="en-US"/>
+        </w:rPr>
+        <w:t>The most common option is to use the entire epoch as the baseline, which compensates for general amplitude differences throughout the EEG recording (mainly due to signal drift). This allows for a more comparable amplitude between epochs (correction by this relative baseline).</w:t>
+      </w:r>
+    </w:p>
+    <w:p>
+      <w:pPr>
+        <w:rPr>
+          <w:rFonts w:ascii="Calibri" w:hAnsi="Calibri" w:cs="Calibri"/>
+          <w:lang w:val="en-US"/>
+        </w:rPr>
+      </w:pPr>
+      <w:r>
+        <w:rPr>
+          <w:rFonts w:ascii="Calibri" w:hAnsi="Calibri" w:cs="Calibri"/>
+          <w:lang w:val="en-US"/>
+        </w:rPr>
+        <w:t xml:space="preserve">Some authors prefer not to use a baseline </w:t>
+      </w:r>
+      <w:proofErr w:type="gramStart"/>
+      <w:r>
+        <w:rPr>
+          <w:rFonts w:ascii="Calibri" w:hAnsi="Calibri" w:cs="Calibri"/>
+          <w:lang w:val="en-US"/>
+        </w:rPr>
+        <w:t>in order to</w:t>
+      </w:r>
+      <w:proofErr w:type="gramEnd"/>
+      <w:r>
+        <w:rPr>
+          <w:rFonts w:ascii="Calibri" w:hAnsi="Calibri" w:cs="Calibri"/>
+          <w:lang w:val="en-US"/>
+        </w:rPr>
+        <w:t xml:space="preserve"> avoid losing significant differences between conditions. While </w:t>
+      </w:r>
+      <w:proofErr w:type="gramStart"/>
+      <w:r>
+        <w:rPr>
+          <w:rFonts w:ascii="Calibri" w:hAnsi="Calibri" w:cs="Calibri"/>
+          <w:lang w:val="en-US"/>
+        </w:rPr>
+        <w:t>a baseline correction does</w:t>
+      </w:r>
+      <w:proofErr w:type="gramEnd"/>
+      <w:r>
+        <w:rPr>
+          <w:rFonts w:ascii="Calibri" w:hAnsi="Calibri" w:cs="Calibri"/>
+          <w:lang w:val="en-US"/>
+        </w:rPr>
+        <w:t xml:space="preserve"> make the results more reliable, it also makes them more conservative.</w:t>
+      </w:r>
+    </w:p>
+    <w:p>
+      <w:pPr>
+        <w:rPr>
+          <w:rFonts w:ascii="Calibri" w:hAnsi="Calibri" w:cs="Calibri"/>
+          <w:lang w:val="en-US"/>
+        </w:rPr>
+      </w:pPr>
+      <w:r>
+        <w:rPr>
+          <w:rFonts w:ascii="Calibri" w:hAnsi="Calibri" w:cs="Calibri"/>
+          <w:lang w:val="en-US"/>
+        </w:rPr>
+        <w:t xml:space="preserve">In some cases, a pre-trigger baseline is used. This ensures that the amplitude at the event is 0, but this is only valid if it is </w:t>
+      </w:r>
+      <w:proofErr w:type="spellStart"/>
+      <w:r>
+        <w:rPr>
+          <w:rFonts w:ascii="Calibri" w:hAnsi="Calibri" w:cs="Calibri"/>
+          <w:lang w:val="en-US"/>
+        </w:rPr>
+        <w:t>hypothesised</w:t>
+      </w:r>
+      <w:proofErr w:type="spellEnd"/>
+      <w:r>
+        <w:rPr>
+          <w:rFonts w:ascii="Calibri" w:hAnsi="Calibri" w:cs="Calibri"/>
+          <w:lang w:val="en-US"/>
+        </w:rPr>
+        <w:t xml:space="preserve"> that there is no anticipation or signal related to the event beforehand, which is rarely the case. This is why this option is usually not used.</w:t>
+      </w:r>
+    </w:p>
+    <w:p>
+      <w:pPr>
+        <w:rPr>
+          <w:rFonts w:ascii="Calibri" w:hAnsi="Calibri" w:cs="Calibri"/>
+          <w:lang w:val="en-US"/>
+        </w:rPr>
+      </w:pPr>
+    </w:p>
+    <w:p>
+      <w:pPr>
+        <w:rPr>
+          <w:rFonts w:ascii="Calibri" w:hAnsi="Calibri" w:cs="Calibri"/>
+          <w:b/>
+          <w:bCs/>
+          <w:lang w:val="en-US"/>
+        </w:rPr>
+      </w:pPr>
+      <w:r>
+        <w:rPr>
+          <w:rFonts w:ascii="Calibri" w:hAnsi="Calibri" w:cs="Calibri"/>
+          <w:b/>
+          <w:bCs/>
+          <w:lang w:val="en-US"/>
+        </w:rPr>
         <w:t>Which artefact rejection method should I use?</w:t>
       </w:r>
     </w:p>
@@ -4407,7 +5427,23 @@
           <w:rFonts w:ascii="Calibri" w:hAnsi="Calibri" w:cs="Calibri"/>
           <w:lang w:val="en-US"/>
         </w:rPr>
-        <w:t xml:space="preserve">The three methods proposed by EEGpal </w:t>
+        <w:t xml:space="preserve">The three methods proposed by </w:t>
+      </w:r>
+      <w:proofErr w:type="spellStart"/>
+      <w:r>
+        <w:rPr>
+          <w:rFonts w:ascii="Calibri" w:hAnsi="Calibri" w:cs="Calibri"/>
+          <w:lang w:val="en-US"/>
+        </w:rPr>
+        <w:t>EEGpal</w:t>
+      </w:r>
+      <w:proofErr w:type="spellEnd"/>
+      <w:r>
+        <w:rPr>
+          <w:rFonts w:ascii="Calibri" w:hAnsi="Calibri" w:cs="Calibri"/>
+          <w:lang w:val="en-US"/>
+        </w:rPr>
+        <w:t xml:space="preserve"> </w:t>
       </w:r>
       <w:r>
         <w:rPr>
@@ -4490,7 +5526,39 @@
           <w:rFonts w:ascii="Calibri" w:hAnsi="Calibri" w:cs="Calibri"/>
           <w:lang w:val="en-US"/>
         </w:rPr>
-        <w:t xml:space="preserve">is the default method use by Cartool. In our laboratory (using a Biosemi system), we usually use a threshold between 80 to 100 µV. </w:t>
+        <w:t xml:space="preserve">is the default method use by </w:t>
+      </w:r>
+      <w:proofErr w:type="spellStart"/>
+      <w:r>
+        <w:rPr>
+          <w:rFonts w:ascii="Calibri" w:hAnsi="Calibri" w:cs="Calibri"/>
+          <w:lang w:val="en-US"/>
+        </w:rPr>
+        <w:t>Cartool</w:t>
+      </w:r>
+      <w:proofErr w:type="spellEnd"/>
+      <w:r>
+        <w:rPr>
+          <w:rFonts w:ascii="Calibri" w:hAnsi="Calibri" w:cs="Calibri"/>
+          <w:lang w:val="en-US"/>
+        </w:rPr>
+        <w:t xml:space="preserve">. In our laboratory (using a </w:t>
+      </w:r>
+      <w:proofErr w:type="spellStart"/>
+      <w:r>
+        <w:rPr>
+          <w:rFonts w:ascii="Calibri" w:hAnsi="Calibri" w:cs="Calibri"/>
+          <w:lang w:val="en-US"/>
+        </w:rPr>
+        <w:t>Biosemi</w:t>
+      </w:r>
+      <w:proofErr w:type="spellEnd"/>
+      <w:r>
+        <w:rPr>
+          <w:rFonts w:ascii="Calibri" w:hAnsi="Calibri" w:cs="Calibri"/>
+          <w:lang w:val="en-US"/>
+        </w:rPr>
+        <w:t xml:space="preserve"> system), we usually use a threshold between 80 to 100 µV. </w:t>
       </w:r>
       <w:r>
         <w:rPr>
